--- a/docs/levels/Уровень 6 (сетка 7×7).docx
+++ b/docs/levels/Уровень 6 (сетка 7×7).docx
@@ -81,6 +81,7 @@
     </w:p>
     <w:tbl>
       <w:tblPr>
+        <w:tblW w:w="0" w:type="auto"/>
         <w:tblBorders>
           <w:top w:val="single" w:sz="4" w:space="0" w:color="808080"/>
           <w:left w:val="single" w:sz="4" w:space="0" w:color="808080"/>
@@ -89,10 +90,23 @@
           <w:insideH w:val="single" w:sz="4" w:space="0" w:color="808080"/>
           <w:insideV w:val="single" w:sz="4" w:space="0" w:color="808080"/>
         </w:tblBorders>
+        <w:tblLayout w:type="autofit"/>
       </w:tblPr>
-      <w:tr>
-        <w:tc>
-          <w:tcPr/>
+      <w:tblGrid>
+        <w:gridCol w:w="1170"/>
+        <w:gridCol w:w="1170"/>
+        <w:gridCol w:w="1170"/>
+        <w:gridCol w:w="1170"/>
+        <w:gridCol w:w="1170"/>
+        <w:gridCol w:w="1170"/>
+        <w:gridCol w:w="1170"/>
+        <w:gridCol w:w="1170"/>
+      </w:tblGrid>
+      <w:tr>
+        <w:tc>
+          <w:tcPr>
+            <w:tcW w:w="1170" w:type="dxa"/>
+          </w:tcPr>
           <w:p>
             <w:r>
               <w:t xml:space="preserve"/>
@@ -100,7 +114,9 @@
           </w:p>
         </w:tc>
         <w:tc>
-          <w:tcPr/>
+          <w:tcPr>
+            <w:tcW w:w="1170" w:type="dxa"/>
+          </w:tcPr>
           <w:p>
             <w:r>
               <w:t xml:space="preserve">Ст. 1</w:t>
@@ -108,7 +124,9 @@
           </w:p>
         </w:tc>
         <w:tc>
-          <w:tcPr/>
+          <w:tcPr>
+            <w:tcW w:w="1170" w:type="dxa"/>
+          </w:tcPr>
           <w:p>
             <w:r>
               <w:t xml:space="preserve">Ст. 2</w:t>
@@ -116,7 +134,9 @@
           </w:p>
         </w:tc>
         <w:tc>
-          <w:tcPr/>
+          <w:tcPr>
+            <w:tcW w:w="1170" w:type="dxa"/>
+          </w:tcPr>
           <w:p>
             <w:r>
               <w:t xml:space="preserve">Ст. 3</w:t>
@@ -124,7 +144,9 @@
           </w:p>
         </w:tc>
         <w:tc>
-          <w:tcPr/>
+          <w:tcPr>
+            <w:tcW w:w="1170" w:type="dxa"/>
+          </w:tcPr>
           <w:p>
             <w:r>
               <w:t xml:space="preserve">Ст. 4</w:t>
@@ -132,7 +154,9 @@
           </w:p>
         </w:tc>
         <w:tc>
-          <w:tcPr/>
+          <w:tcPr>
+            <w:tcW w:w="1170" w:type="dxa"/>
+          </w:tcPr>
           <w:p>
             <w:r>
               <w:t xml:space="preserve">Ст. 5</w:t>
@@ -140,7 +164,9 @@
           </w:p>
         </w:tc>
         <w:tc>
-          <w:tcPr/>
+          <w:tcPr>
+            <w:tcW w:w="1170" w:type="dxa"/>
+          </w:tcPr>
           <w:p>
             <w:r>
               <w:t xml:space="preserve">Ст. 6</w:t>
@@ -148,7 +174,9 @@
           </w:p>
         </w:tc>
         <w:tc>
-          <w:tcPr/>
+          <w:tcPr>
+            <w:tcW w:w="1170" w:type="dxa"/>
+          </w:tcPr>
           <w:p>
             <w:r>
               <w:t xml:space="preserve">Ст. 7</w:t>
@@ -158,7 +186,9 @@
       </w:tr>
       <w:tr>
         <w:tc>
-          <w:tcPr/>
+          <w:tcPr>
+            <w:tcW w:w="1170" w:type="dxa"/>
+          </w:tcPr>
           <w:p>
             <w:r>
               <w:t xml:space="preserve">Строка 1</w:t>
@@ -166,7 +196,9 @@
           </w:p>
         </w:tc>
         <w:tc>
-          <w:tcPr/>
+          <w:tcPr>
+            <w:tcW w:w="1170" w:type="dxa"/>
+          </w:tcPr>
           <w:p>
             <w:r>
               <w:t xml:space="preserve">11</w:t>
@@ -174,7 +206,9 @@
           </w:p>
         </w:tc>
         <w:tc>
-          <w:tcPr/>
+          <w:tcPr>
+            <w:tcW w:w="1170" w:type="dxa"/>
+          </w:tcPr>
           <w:p>
             <w:r>
               <w:t xml:space="preserve">21</w:t>
@@ -182,7 +216,9 @@
           </w:p>
         </w:tc>
         <w:tc>
-          <w:tcPr/>
+          <w:tcPr>
+            <w:tcW w:w="1170" w:type="dxa"/>
+          </w:tcPr>
           <w:p>
             <w:r>
               <w:t xml:space="preserve">31</w:t>
@@ -190,7 +226,9 @@
           </w:p>
         </w:tc>
         <w:tc>
-          <w:tcPr/>
+          <w:tcPr>
+            <w:tcW w:w="1170" w:type="dxa"/>
+          </w:tcPr>
           <w:p>
             <w:r>
               <w:t xml:space="preserve">41</w:t>
@@ -198,7 +236,9 @@
           </w:p>
         </w:tc>
         <w:tc>
-          <w:tcPr/>
+          <w:tcPr>
+            <w:tcW w:w="1170" w:type="dxa"/>
+          </w:tcPr>
           <w:p>
             <w:r>
               <w:t xml:space="preserve">51</w:t>
@@ -206,7 +246,9 @@
           </w:p>
         </w:tc>
         <w:tc>
-          <w:tcPr/>
+          <w:tcPr>
+            <w:tcW w:w="1170" w:type="dxa"/>
+          </w:tcPr>
           <w:p>
             <w:r>
               <w:t xml:space="preserve">61</w:t>
@@ -214,7 +256,9 @@
           </w:p>
         </w:tc>
         <w:tc>
-          <w:tcPr/>
+          <w:tcPr>
+            <w:tcW w:w="1170" w:type="dxa"/>
+          </w:tcPr>
           <w:p>
             <w:r>
               <w:t xml:space="preserve">71</w:t>
@@ -224,7 +268,9 @@
       </w:tr>
       <w:tr>
         <w:tc>
-          <w:tcPr/>
+          <w:tcPr>
+            <w:tcW w:w="1170" w:type="dxa"/>
+          </w:tcPr>
           <w:p>
             <w:r>
               <w:t xml:space="preserve">Строка 2</w:t>
@@ -232,7 +278,9 @@
           </w:p>
         </w:tc>
         <w:tc>
-          <w:tcPr/>
+          <w:tcPr>
+            <w:tcW w:w="1170" w:type="dxa"/>
+          </w:tcPr>
           <w:p>
             <w:r>
               <w:t xml:space="preserve">12</w:t>
@@ -240,7 +288,9 @@
           </w:p>
         </w:tc>
         <w:tc>
-          <w:tcPr/>
+          <w:tcPr>
+            <w:tcW w:w="1170" w:type="dxa"/>
+          </w:tcPr>
           <w:p>
             <w:r>
               <w:t xml:space="preserve">22</w:t>
@@ -248,7 +298,9 @@
           </w:p>
         </w:tc>
         <w:tc>
-          <w:tcPr/>
+          <w:tcPr>
+            <w:tcW w:w="1170" w:type="dxa"/>
+          </w:tcPr>
           <w:p>
             <w:r>
               <w:t xml:space="preserve">32</w:t>
@@ -256,7 +308,9 @@
           </w:p>
         </w:tc>
         <w:tc>
-          <w:tcPr/>
+          <w:tcPr>
+            <w:tcW w:w="1170" w:type="dxa"/>
+          </w:tcPr>
           <w:p>
             <w:r>
               <w:t xml:space="preserve">42</w:t>
@@ -264,7 +318,9 @@
           </w:p>
         </w:tc>
         <w:tc>
-          <w:tcPr/>
+          <w:tcPr>
+            <w:tcW w:w="1170" w:type="dxa"/>
+          </w:tcPr>
           <w:p>
             <w:r>
               <w:t xml:space="preserve">52</w:t>
@@ -272,7 +328,9 @@
           </w:p>
         </w:tc>
         <w:tc>
-          <w:tcPr/>
+          <w:tcPr>
+            <w:tcW w:w="1170" w:type="dxa"/>
+          </w:tcPr>
           <w:p>
             <w:r>
               <w:t xml:space="preserve">62</w:t>
@@ -280,7 +338,9 @@
           </w:p>
         </w:tc>
         <w:tc>
-          <w:tcPr/>
+          <w:tcPr>
+            <w:tcW w:w="1170" w:type="dxa"/>
+          </w:tcPr>
           <w:p>
             <w:r>
               <w:t xml:space="preserve">72</w:t>
@@ -290,7 +350,9 @@
       </w:tr>
       <w:tr>
         <w:tc>
-          <w:tcPr/>
+          <w:tcPr>
+            <w:tcW w:w="1170" w:type="dxa"/>
+          </w:tcPr>
           <w:p>
             <w:r>
               <w:t xml:space="preserve">Строка 3</w:t>
@@ -298,7 +360,9 @@
           </w:p>
         </w:tc>
         <w:tc>
-          <w:tcPr/>
+          <w:tcPr>
+            <w:tcW w:w="1170" w:type="dxa"/>
+          </w:tcPr>
           <w:p>
             <w:r>
               <w:t xml:space="preserve">13</w:t>
@@ -306,7 +370,9 @@
           </w:p>
         </w:tc>
         <w:tc>
-          <w:tcPr/>
+          <w:tcPr>
+            <w:tcW w:w="1170" w:type="dxa"/>
+          </w:tcPr>
           <w:p>
             <w:r>
               <w:t xml:space="preserve">23</w:t>
@@ -314,7 +380,9 @@
           </w:p>
         </w:tc>
         <w:tc>
-          <w:tcPr/>
+          <w:tcPr>
+            <w:tcW w:w="1170" w:type="dxa"/>
+          </w:tcPr>
           <w:p>
             <w:r>
               <w:t xml:space="preserve">33</w:t>
@@ -322,7 +390,9 @@
           </w:p>
         </w:tc>
         <w:tc>
-          <w:tcPr/>
+          <w:tcPr>
+            <w:tcW w:w="1170" w:type="dxa"/>
+          </w:tcPr>
           <w:p>
             <w:r>
               <w:t xml:space="preserve">43</w:t>
@@ -330,7 +400,9 @@
           </w:p>
         </w:tc>
         <w:tc>
-          <w:tcPr/>
+          <w:tcPr>
+            <w:tcW w:w="1170" w:type="dxa"/>
+          </w:tcPr>
           <w:p>
             <w:r>
               <w:t xml:space="preserve">53</w:t>
@@ -338,7 +410,9 @@
           </w:p>
         </w:tc>
         <w:tc>
-          <w:tcPr/>
+          <w:tcPr>
+            <w:tcW w:w="1170" w:type="dxa"/>
+          </w:tcPr>
           <w:p>
             <w:r>
               <w:t xml:space="preserve">63</w:t>
@@ -346,7 +420,9 @@
           </w:p>
         </w:tc>
         <w:tc>
-          <w:tcPr/>
+          <w:tcPr>
+            <w:tcW w:w="1170" w:type="dxa"/>
+          </w:tcPr>
           <w:p>
             <w:r>
               <w:t xml:space="preserve">73</w:t>
@@ -356,7 +432,9 @@
       </w:tr>
       <w:tr>
         <w:tc>
-          <w:tcPr/>
+          <w:tcPr>
+            <w:tcW w:w="1170" w:type="dxa"/>
+          </w:tcPr>
           <w:p>
             <w:r>
               <w:t xml:space="preserve">Строка 4</w:t>
@@ -364,7 +442,9 @@
           </w:p>
         </w:tc>
         <w:tc>
-          <w:tcPr/>
+          <w:tcPr>
+            <w:tcW w:w="1170" w:type="dxa"/>
+          </w:tcPr>
           <w:p>
             <w:r>
               <w:t xml:space="preserve">14</w:t>
@@ -372,7 +452,9 @@
           </w:p>
         </w:tc>
         <w:tc>
-          <w:tcPr/>
+          <w:tcPr>
+            <w:tcW w:w="1170" w:type="dxa"/>
+          </w:tcPr>
           <w:p>
             <w:r>
               <w:t xml:space="preserve">24</w:t>
@@ -380,7 +462,9 @@
           </w:p>
         </w:tc>
         <w:tc>
-          <w:tcPr/>
+          <w:tcPr>
+            <w:tcW w:w="1170" w:type="dxa"/>
+          </w:tcPr>
           <w:p>
             <w:r>
               <w:t xml:space="preserve">34</w:t>
@@ -388,7 +472,9 @@
           </w:p>
         </w:tc>
         <w:tc>
-          <w:tcPr/>
+          <w:tcPr>
+            <w:tcW w:w="1170" w:type="dxa"/>
+          </w:tcPr>
           <w:p>
             <w:r>
               <w:t xml:space="preserve">44</w:t>
@@ -396,7 +482,9 @@
           </w:p>
         </w:tc>
         <w:tc>
-          <w:tcPr/>
+          <w:tcPr>
+            <w:tcW w:w="1170" w:type="dxa"/>
+          </w:tcPr>
           <w:p>
             <w:r>
               <w:t xml:space="preserve">54</w:t>
@@ -404,7 +492,9 @@
           </w:p>
         </w:tc>
         <w:tc>
-          <w:tcPr/>
+          <w:tcPr>
+            <w:tcW w:w="1170" w:type="dxa"/>
+          </w:tcPr>
           <w:p>
             <w:r>
               <w:t xml:space="preserve">64</w:t>
@@ -412,7 +502,9 @@
           </w:p>
         </w:tc>
         <w:tc>
-          <w:tcPr/>
+          <w:tcPr>
+            <w:tcW w:w="1170" w:type="dxa"/>
+          </w:tcPr>
           <w:p>
             <w:r>
               <w:t xml:space="preserve">74</w:t>
@@ -422,7 +514,9 @@
       </w:tr>
       <w:tr>
         <w:tc>
-          <w:tcPr/>
+          <w:tcPr>
+            <w:tcW w:w="1170" w:type="dxa"/>
+          </w:tcPr>
           <w:p>
             <w:r>
               <w:t xml:space="preserve">Строка 5</w:t>
@@ -430,7 +524,9 @@
           </w:p>
         </w:tc>
         <w:tc>
-          <w:tcPr/>
+          <w:tcPr>
+            <w:tcW w:w="1170" w:type="dxa"/>
+          </w:tcPr>
           <w:p>
             <w:r>
               <w:t xml:space="preserve">15</w:t>
@@ -438,7 +534,9 @@
           </w:p>
         </w:tc>
         <w:tc>
-          <w:tcPr/>
+          <w:tcPr>
+            <w:tcW w:w="1170" w:type="dxa"/>
+          </w:tcPr>
           <w:p>
             <w:r>
               <w:t xml:space="preserve">25</w:t>
@@ -446,7 +544,9 @@
           </w:p>
         </w:tc>
         <w:tc>
-          <w:tcPr/>
+          <w:tcPr>
+            <w:tcW w:w="1170" w:type="dxa"/>
+          </w:tcPr>
           <w:p>
             <w:r>
               <w:t xml:space="preserve">35</w:t>
@@ -454,7 +554,9 @@
           </w:p>
         </w:tc>
         <w:tc>
-          <w:tcPr/>
+          <w:tcPr>
+            <w:tcW w:w="1170" w:type="dxa"/>
+          </w:tcPr>
           <w:p>
             <w:r>
               <w:t xml:space="preserve">45</w:t>
@@ -462,7 +564,9 @@
           </w:p>
         </w:tc>
         <w:tc>
-          <w:tcPr/>
+          <w:tcPr>
+            <w:tcW w:w="1170" w:type="dxa"/>
+          </w:tcPr>
           <w:p>
             <w:r>
               <w:t xml:space="preserve">55</w:t>
@@ -470,7 +574,9 @@
           </w:p>
         </w:tc>
         <w:tc>
-          <w:tcPr/>
+          <w:tcPr>
+            <w:tcW w:w="1170" w:type="dxa"/>
+          </w:tcPr>
           <w:p>
             <w:r>
               <w:t xml:space="preserve">65</w:t>
@@ -478,7 +584,9 @@
           </w:p>
         </w:tc>
         <w:tc>
-          <w:tcPr/>
+          <w:tcPr>
+            <w:tcW w:w="1170" w:type="dxa"/>
+          </w:tcPr>
           <w:p>
             <w:r>
               <w:t xml:space="preserve">75</w:t>
@@ -488,7 +596,9 @@
       </w:tr>
       <w:tr>
         <w:tc>
-          <w:tcPr/>
+          <w:tcPr>
+            <w:tcW w:w="1170" w:type="dxa"/>
+          </w:tcPr>
           <w:p>
             <w:r>
               <w:t xml:space="preserve">Строка 6</w:t>
@@ -496,7 +606,9 @@
           </w:p>
         </w:tc>
         <w:tc>
-          <w:tcPr/>
+          <w:tcPr>
+            <w:tcW w:w="1170" w:type="dxa"/>
+          </w:tcPr>
           <w:p>
             <w:r>
               <w:t xml:space="preserve">16</w:t>
@@ -504,7 +616,9 @@
           </w:p>
         </w:tc>
         <w:tc>
-          <w:tcPr/>
+          <w:tcPr>
+            <w:tcW w:w="1170" w:type="dxa"/>
+          </w:tcPr>
           <w:p>
             <w:r>
               <w:t xml:space="preserve">26</w:t>
@@ -512,7 +626,9 @@
           </w:p>
         </w:tc>
         <w:tc>
-          <w:tcPr/>
+          <w:tcPr>
+            <w:tcW w:w="1170" w:type="dxa"/>
+          </w:tcPr>
           <w:p>
             <w:r>
               <w:t xml:space="preserve">36</w:t>
@@ -520,7 +636,9 @@
           </w:p>
         </w:tc>
         <w:tc>
-          <w:tcPr/>
+          <w:tcPr>
+            <w:tcW w:w="1170" w:type="dxa"/>
+          </w:tcPr>
           <w:p>
             <w:r>
               <w:t xml:space="preserve">46</w:t>
@@ -528,7 +646,9 @@
           </w:p>
         </w:tc>
         <w:tc>
-          <w:tcPr/>
+          <w:tcPr>
+            <w:tcW w:w="1170" w:type="dxa"/>
+          </w:tcPr>
           <w:p>
             <w:r>
               <w:t xml:space="preserve">56</w:t>
@@ -536,7 +656,9 @@
           </w:p>
         </w:tc>
         <w:tc>
-          <w:tcPr/>
+          <w:tcPr>
+            <w:tcW w:w="1170" w:type="dxa"/>
+          </w:tcPr>
           <w:p>
             <w:r>
               <w:t xml:space="preserve">66</w:t>
@@ -544,7 +666,9 @@
           </w:p>
         </w:tc>
         <w:tc>
-          <w:tcPr/>
+          <w:tcPr>
+            <w:tcW w:w="1170" w:type="dxa"/>
+          </w:tcPr>
           <w:p>
             <w:r>
               <w:t xml:space="preserve">76</w:t>
@@ -554,7 +678,9 @@
       </w:tr>
       <w:tr>
         <w:tc>
-          <w:tcPr/>
+          <w:tcPr>
+            <w:tcW w:w="1170" w:type="dxa"/>
+          </w:tcPr>
           <w:p>
             <w:r>
               <w:t xml:space="preserve">Строка 7</w:t>
@@ -562,7 +688,9 @@
           </w:p>
         </w:tc>
         <w:tc>
-          <w:tcPr/>
+          <w:tcPr>
+            <w:tcW w:w="1170" w:type="dxa"/>
+          </w:tcPr>
           <w:p>
             <w:r>
               <w:t xml:space="preserve">17</w:t>
@@ -570,7 +698,9 @@
           </w:p>
         </w:tc>
         <w:tc>
-          <w:tcPr/>
+          <w:tcPr>
+            <w:tcW w:w="1170" w:type="dxa"/>
+          </w:tcPr>
           <w:p>
             <w:r>
               <w:t xml:space="preserve">27</w:t>
@@ -578,7 +708,9 @@
           </w:p>
         </w:tc>
         <w:tc>
-          <w:tcPr/>
+          <w:tcPr>
+            <w:tcW w:w="1170" w:type="dxa"/>
+          </w:tcPr>
           <w:p>
             <w:r>
               <w:t xml:space="preserve">37</w:t>
@@ -586,7 +718,9 @@
           </w:p>
         </w:tc>
         <w:tc>
-          <w:tcPr/>
+          <w:tcPr>
+            <w:tcW w:w="1170" w:type="dxa"/>
+          </w:tcPr>
           <w:p>
             <w:r>
               <w:t xml:space="preserve">47</w:t>
@@ -594,7 +728,9 @@
           </w:p>
         </w:tc>
         <w:tc>
-          <w:tcPr/>
+          <w:tcPr>
+            <w:tcW w:w="1170" w:type="dxa"/>
+          </w:tcPr>
           <w:p>
             <w:r>
               <w:t xml:space="preserve">57</w:t>
@@ -602,7 +738,9 @@
           </w:p>
         </w:tc>
         <w:tc>
-          <w:tcPr/>
+          <w:tcPr>
+            <w:tcW w:w="1170" w:type="dxa"/>
+          </w:tcPr>
           <w:p>
             <w:r>
               <w:t xml:space="preserve">67</w:t>
@@ -610,7 +748,9 @@
           </w:p>
         </w:tc>
         <w:tc>
-          <w:tcPr/>
+          <w:tcPr>
+            <w:tcW w:w="1170" w:type="dxa"/>
+          </w:tcPr>
           <w:p>
             <w:r>
               <w:t xml:space="preserve">77</w:t>
@@ -641,6 +781,7 @@
     </w:p>
     <w:tbl>
       <w:tblPr>
+        <w:tblW w:w="0" w:type="auto"/>
         <w:tblBorders>
           <w:top w:val="single" w:sz="4" w:space="0" w:color="808080"/>
           <w:left w:val="single" w:sz="4" w:space="0" w:color="808080"/>
@@ -649,10 +790,19 @@
           <w:insideH w:val="single" w:sz="4" w:space="0" w:color="808080"/>
           <w:insideV w:val="single" w:sz="4" w:space="0" w:color="808080"/>
         </w:tblBorders>
+        <w:tblLayout w:type="autofit"/>
       </w:tblPr>
-      <w:tr>
-        <w:tc>
-          <w:tcPr/>
+      <w:tblGrid>
+        <w:gridCol w:w="2340"/>
+        <w:gridCol w:w="2340"/>
+        <w:gridCol w:w="2340"/>
+        <w:gridCol w:w="2340"/>
+      </w:tblGrid>
+      <w:tr>
+        <w:tc>
+          <w:tcPr>
+            <w:tcW w:w="2340" w:type="dxa"/>
+          </w:tcPr>
           <w:p>
             <w:r>
               <w:t xml:space="preserve">Тип хода</w:t>
@@ -660,7 +810,9 @@
           </w:p>
         </w:tc>
         <w:tc>
-          <w:tcPr/>
+          <w:tcPr>
+            <w:tcW w:w="2340" w:type="dxa"/>
+          </w:tcPr>
           <w:p>
             <w:r>
               <w:t xml:space="preserve">Вариаций</w:t>
@@ -668,7 +820,9 @@
           </w:p>
         </w:tc>
         <w:tc>
-          <w:tcPr/>
+          <w:tcPr>
+            <w:tcW w:w="2340" w:type="dxa"/>
+          </w:tcPr>
           <w:p>
             <w:r>
               <w:t xml:space="preserve">Шагов за ход</w:t>
@@ -676,7 +830,9 @@
           </w:p>
         </w:tc>
         <w:tc>
-          <w:tcPr/>
+          <w:tcPr>
+            <w:tcW w:w="2340" w:type="dxa"/>
+          </w:tcPr>
           <w:p>
             <w:r>
               <w:t xml:space="preserve">Всего шагов</w:t>
@@ -686,7 +842,9 @@
       </w:tr>
       <w:tr>
         <w:tc>
-          <w:tcPr/>
+          <w:tcPr>
+            <w:tcW w:w="2340" w:type="dxa"/>
+          </w:tcPr>
           <w:p>
             <w:r>
               <w:t xml:space="preserve">Прямые на 2 клетки</w:t>
@@ -694,7 +852,9 @@
           </w:p>
         </w:tc>
         <w:tc>
-          <w:tcPr/>
+          <w:tcPr>
+            <w:tcW w:w="2340" w:type="dxa"/>
+          </w:tcPr>
           <w:p>
             <w:r>
               <w:t xml:space="preserve">4</w:t>
@@ -702,7 +862,9 @@
           </w:p>
         </w:tc>
         <w:tc>
-          <w:tcPr/>
+          <w:tcPr>
+            <w:tcW w:w="2340" w:type="dxa"/>
+          </w:tcPr>
           <w:p>
             <w:r>
               <w:t xml:space="preserve">2</w:t>
@@ -710,7 +872,9 @@
           </w:p>
         </w:tc>
         <w:tc>
-          <w:tcPr/>
+          <w:tcPr>
+            <w:tcW w:w="2340" w:type="dxa"/>
+          </w:tcPr>
           <w:p>
             <w:r>
               <w:t xml:space="preserve">8</w:t>
@@ -720,7 +884,9 @@
       </w:tr>
       <w:tr>
         <w:tc>
-          <w:tcPr/>
+          <w:tcPr>
+            <w:tcW w:w="2340" w:type="dxa"/>
+          </w:tcPr>
           <w:p>
             <w:r>
               <w:t xml:space="preserve">Прямые на 3 клетки</w:t>
@@ -728,7 +894,9 @@
           </w:p>
         </w:tc>
         <w:tc>
-          <w:tcPr/>
+          <w:tcPr>
+            <w:tcW w:w="2340" w:type="dxa"/>
+          </w:tcPr>
           <w:p>
             <w:r>
               <w:t xml:space="preserve">4</w:t>
@@ -736,7 +904,9 @@
           </w:p>
         </w:tc>
         <w:tc>
-          <w:tcPr/>
+          <w:tcPr>
+            <w:tcW w:w="2340" w:type="dxa"/>
+          </w:tcPr>
           <w:p>
             <w:r>
               <w:t xml:space="preserve">3</w:t>
@@ -744,7 +914,9 @@
           </w:p>
         </w:tc>
         <w:tc>
-          <w:tcPr/>
+          <w:tcPr>
+            <w:tcW w:w="2340" w:type="dxa"/>
+          </w:tcPr>
           <w:p>
             <w:r>
               <w:t xml:space="preserve">12</w:t>
@@ -754,7 +926,9 @@
       </w:tr>
       <w:tr>
         <w:tc>
-          <w:tcPr/>
+          <w:tcPr>
+            <w:tcW w:w="2340" w:type="dxa"/>
+          </w:tcPr>
           <w:p>
             <w:r>
               <w:t xml:space="preserve">Двойные (1+2)</w:t>
@@ -762,7 +936,9 @@
           </w:p>
         </w:tc>
         <w:tc>
-          <w:tcPr/>
+          <w:tcPr>
+            <w:tcW w:w="2340" w:type="dxa"/>
+          </w:tcPr>
           <w:p>
             <w:r>
               <w:t xml:space="preserve">4</w:t>
@@ -770,7 +946,9 @@
           </w:p>
         </w:tc>
         <w:tc>
-          <w:tcPr/>
+          <w:tcPr>
+            <w:tcW w:w="2340" w:type="dxa"/>
+          </w:tcPr>
           <w:p>
             <w:r>
               <w:t xml:space="preserve">3</w:t>
@@ -778,7 +956,9 @@
           </w:p>
         </w:tc>
         <w:tc>
-          <w:tcPr/>
+          <w:tcPr>
+            <w:tcW w:w="2340" w:type="dxa"/>
+          </w:tcPr>
           <w:p>
             <w:r>
               <w:t xml:space="preserve">12</w:t>
@@ -788,7 +968,9 @@
       </w:tr>
       <w:tr>
         <w:tc>
-          <w:tcPr/>
+          <w:tcPr>
+            <w:tcW w:w="2340" w:type="dxa"/>
+          </w:tcPr>
           <w:p>
             <w:r>
               <w:t xml:space="preserve">Обратные (1+2)</w:t>
@@ -796,7 +978,9 @@
           </w:p>
         </w:tc>
         <w:tc>
-          <w:tcPr/>
+          <w:tcPr>
+            <w:tcW w:w="2340" w:type="dxa"/>
+          </w:tcPr>
           <w:p>
             <w:r>
               <w:t xml:space="preserve">4</w:t>
@@ -804,7 +988,9 @@
           </w:p>
         </w:tc>
         <w:tc>
-          <w:tcPr/>
+          <w:tcPr>
+            <w:tcW w:w="2340" w:type="dxa"/>
+          </w:tcPr>
           <w:p>
             <w:r>
               <w:t xml:space="preserve">3</w:t>
@@ -812,7 +998,9 @@
           </w:p>
         </w:tc>
         <w:tc>
-          <w:tcPr/>
+          <w:tcPr>
+            <w:tcW w:w="2340" w:type="dxa"/>
+          </w:tcPr>
           <w:p>
             <w:r>
               <w:t xml:space="preserve">12</w:t>
@@ -822,7 +1010,9 @@
       </w:tr>
       <w:tr>
         <w:tc>
-          <w:tcPr/>
+          <w:tcPr>
+            <w:tcW w:w="2340" w:type="dxa"/>
+          </w:tcPr>
           <w:p>
             <w:r>
               <w:t xml:space="preserve">Г-образные (1+2)</w:t>
@@ -830,7 +1020,9 @@
           </w:p>
         </w:tc>
         <w:tc>
-          <w:tcPr/>
+          <w:tcPr>
+            <w:tcW w:w="2340" w:type="dxa"/>
+          </w:tcPr>
           <w:p>
             <w:r>
               <w:t xml:space="preserve">8</w:t>
@@ -838,7 +1030,9 @@
           </w:p>
         </w:tc>
         <w:tc>
-          <w:tcPr/>
+          <w:tcPr>
+            <w:tcW w:w="2340" w:type="dxa"/>
+          </w:tcPr>
           <w:p>
             <w:r>
               <w:t xml:space="preserve">3</w:t>
@@ -846,7 +1040,9 @@
           </w:p>
         </w:tc>
         <w:tc>
-          <w:tcPr/>
+          <w:tcPr>
+            <w:tcW w:w="2340" w:type="dxa"/>
+          </w:tcPr>
           <w:p>
             <w:r>
               <w:t xml:space="preserve">24</w:t>
@@ -856,7 +1052,9 @@
       </w:tr>
       <w:tr>
         <w:tc>
-          <w:tcPr/>
+          <w:tcPr>
+            <w:tcW w:w="2340" w:type="dxa"/>
+          </w:tcPr>
           <w:p>
             <w:r>
               <w:t xml:space="preserve">Двойные (2+1)</w:t>
@@ -864,7 +1062,9 @@
           </w:p>
         </w:tc>
         <w:tc>
-          <w:tcPr/>
+          <w:tcPr>
+            <w:tcW w:w="2340" w:type="dxa"/>
+          </w:tcPr>
           <w:p>
             <w:r>
               <w:t xml:space="preserve">4</w:t>
@@ -872,7 +1072,9 @@
           </w:p>
         </w:tc>
         <w:tc>
-          <w:tcPr/>
+          <w:tcPr>
+            <w:tcW w:w="2340" w:type="dxa"/>
+          </w:tcPr>
           <w:p>
             <w:r>
               <w:t xml:space="preserve">3</w:t>
@@ -880,7 +1082,9 @@
           </w:p>
         </w:tc>
         <w:tc>
-          <w:tcPr/>
+          <w:tcPr>
+            <w:tcW w:w="2340" w:type="dxa"/>
+          </w:tcPr>
           <w:p>
             <w:r>
               <w:t xml:space="preserve">12</w:t>
@@ -890,7 +1094,9 @@
       </w:tr>
       <w:tr>
         <w:tc>
-          <w:tcPr/>
+          <w:tcPr>
+            <w:tcW w:w="2340" w:type="dxa"/>
+          </w:tcPr>
           <w:p>
             <w:r>
               <w:t xml:space="preserve">Обратные (2+1)</w:t>
@@ -898,7 +1104,9 @@
           </w:p>
         </w:tc>
         <w:tc>
-          <w:tcPr/>
+          <w:tcPr>
+            <w:tcW w:w="2340" w:type="dxa"/>
+          </w:tcPr>
           <w:p>
             <w:r>
               <w:t xml:space="preserve">4</w:t>
@@ -906,7 +1114,9 @@
           </w:p>
         </w:tc>
         <w:tc>
-          <w:tcPr/>
+          <w:tcPr>
+            <w:tcW w:w="2340" w:type="dxa"/>
+          </w:tcPr>
           <w:p>
             <w:r>
               <w:t xml:space="preserve">3</w:t>
@@ -914,7 +1124,9 @@
           </w:p>
         </w:tc>
         <w:tc>
-          <w:tcPr/>
+          <w:tcPr>
+            <w:tcW w:w="2340" w:type="dxa"/>
+          </w:tcPr>
           <w:p>
             <w:r>
               <w:t xml:space="preserve">12</w:t>
@@ -924,7 +1136,9 @@
       </w:tr>
       <w:tr>
         <w:tc>
-          <w:tcPr/>
+          <w:tcPr>
+            <w:tcW w:w="2340" w:type="dxa"/>
+          </w:tcPr>
           <w:p>
             <w:r>
               <w:t xml:space="preserve">Г-образные (2+1)</w:t>
@@ -932,7 +1146,9 @@
           </w:p>
         </w:tc>
         <w:tc>
-          <w:tcPr/>
+          <w:tcPr>
+            <w:tcW w:w="2340" w:type="dxa"/>
+          </w:tcPr>
           <w:p>
             <w:r>
               <w:t xml:space="preserve">8</w:t>
@@ -940,7 +1156,9 @@
           </w:p>
         </w:tc>
         <w:tc>
-          <w:tcPr/>
+          <w:tcPr>
+            <w:tcW w:w="2340" w:type="dxa"/>
+          </w:tcPr>
           <w:p>
             <w:r>
               <w:t xml:space="preserve">3</w:t>
@@ -948,7 +1166,9 @@
           </w:p>
         </w:tc>
         <w:tc>
-          <w:tcPr/>
+          <w:tcPr>
+            <w:tcW w:w="2340" w:type="dxa"/>
+          </w:tcPr>
           <w:p>
             <w:r>
               <w:t xml:space="preserve">24</w:t>
@@ -958,7 +1178,9 @@
       </w:tr>
       <w:tr>
         <w:tc>
-          <w:tcPr/>
+          <w:tcPr>
+            <w:tcW w:w="2340" w:type="dxa"/>
+          </w:tcPr>
           <w:p>
             <w:r>
               <w:t xml:space="preserve">Итого</w:t>
@@ -966,7 +1188,9 @@
           </w:p>
         </w:tc>
         <w:tc>
-          <w:tcPr/>
+          <w:tcPr>
+            <w:tcW w:w="2340" w:type="dxa"/>
+          </w:tcPr>
           <w:p>
             <w:r>
               <w:t xml:space="preserve">40</w:t>
@@ -974,7 +1198,9 @@
           </w:p>
         </w:tc>
         <w:tc>
-          <w:tcPr/>
+          <w:tcPr>
+            <w:tcW w:w="2340" w:type="dxa"/>
+          </w:tcPr>
           <w:p>
             <w:r>
               <w:t xml:space="preserve">—</w:t>
@@ -982,7 +1208,9 @@
           </w:p>
         </w:tc>
         <w:tc>
-          <w:tcPr/>
+          <w:tcPr>
+            <w:tcW w:w="2340" w:type="dxa"/>
+          </w:tcPr>
           <w:p>
             <w:r>
               <w:t xml:space="preserve">116</w:t>
@@ -1003,6 +1231,7 @@
     </w:p>
     <w:tbl>
       <w:tblPr>
+        <w:tblW w:w="0" w:type="auto"/>
         <w:tblBorders>
           <w:top w:val="single" w:sz="4" w:space="0" w:color="808080"/>
           <w:left w:val="single" w:sz="4" w:space="0" w:color="808080"/>
@@ -1011,10 +1240,17 @@
           <w:insideH w:val="single" w:sz="4" w:space="0" w:color="808080"/>
           <w:insideV w:val="single" w:sz="4" w:space="0" w:color="808080"/>
         </w:tblBorders>
+        <w:tblLayout w:type="autofit"/>
       </w:tblPr>
-      <w:tr>
-        <w:tc>
-          <w:tcPr/>
+      <w:tblGrid>
+        <w:gridCol w:w="4680"/>
+        <w:gridCol w:w="4680"/>
+      </w:tblGrid>
+      <w:tr>
+        <w:tc>
+          <w:tcPr>
+            <w:tcW w:w="4680" w:type="dxa"/>
+          </w:tcPr>
           <w:p>
             <w:r>
               <w:t xml:space="preserve">Прямые на 2 клетки (4)</w:t>
@@ -1022,7 +1258,9 @@
           </w:p>
         </w:tc>
         <w:tc>
-          <w:tcPr/>
+          <w:tcPr>
+            <w:tcW w:w="4680" w:type="dxa"/>
+          </w:tcPr>
           <w:p>
             <w:r>
               <w:t xml:space="preserve">ЛЛ · ПП · ВВ · НН</w:t>
@@ -1032,7 +1270,9 @@
       </w:tr>
       <w:tr>
         <w:tc>
-          <w:tcPr/>
+          <w:tcPr>
+            <w:tcW w:w="4680" w:type="dxa"/>
+          </w:tcPr>
           <w:p>
             <w:r>
               <w:t xml:space="preserve">Прямые на 3 клетки (4)</w:t>
@@ -1040,7 +1280,9 @@
           </w:p>
         </w:tc>
         <w:tc>
-          <w:tcPr/>
+          <w:tcPr>
+            <w:tcW w:w="4680" w:type="dxa"/>
+          </w:tcPr>
           <w:p>
             <w:r>
               <w:t xml:space="preserve">ЛЛЛ · ППП · ВВВ · ННН</w:t>
@@ -1050,7 +1292,9 @@
       </w:tr>
       <w:tr>
         <w:tc>
-          <w:tcPr/>
+          <w:tcPr>
+            <w:tcW w:w="4680" w:type="dxa"/>
+          </w:tcPr>
           <w:p>
             <w:r>
               <w:t xml:space="preserve">Двойные (1+2) (4)</w:t>
@@ -1058,7 +1302,9 @@
           </w:p>
         </w:tc>
         <w:tc>
-          <w:tcPr/>
+          <w:tcPr>
+            <w:tcW w:w="4680" w:type="dxa"/>
+          </w:tcPr>
           <w:p>
             <w:r>
               <w:t xml:space="preserve">Л+ЛЛ · П+ПП · В+ВВ · Н+НН</w:t>
@@ -1068,7 +1314,9 @@
       </w:tr>
       <w:tr>
         <w:tc>
-          <w:tcPr/>
+          <w:tcPr>
+            <w:tcW w:w="4680" w:type="dxa"/>
+          </w:tcPr>
           <w:p>
             <w:r>
               <w:t xml:space="preserve">Обратные (1+2) (4)</w:t>
@@ -1076,7 +1324,9 @@
           </w:p>
         </w:tc>
         <w:tc>
-          <w:tcPr/>
+          <w:tcPr>
+            <w:tcW w:w="4680" w:type="dxa"/>
+          </w:tcPr>
           <w:p>
             <w:r>
               <w:t xml:space="preserve">ЛПП · ПЛЛ · ВНН · НВВ</w:t>
@@ -1086,7 +1336,9 @@
       </w:tr>
       <w:tr>
         <w:tc>
-          <w:tcPr/>
+          <w:tcPr>
+            <w:tcW w:w="4680" w:type="dxa"/>
+          </w:tcPr>
           <w:p>
             <w:r>
               <w:t xml:space="preserve">Г-образные (1+2) (8)</w:t>
@@ -1094,7 +1346,9 @@
           </w:p>
         </w:tc>
         <w:tc>
-          <w:tcPr/>
+          <w:tcPr>
+            <w:tcW w:w="4680" w:type="dxa"/>
+          </w:tcPr>
           <w:p>
             <w:r>
               <w:t xml:space="preserve">ЛВВ · ЛНН · ПВВ · ПНН · ВЛЛ · ВПП · НЛЛ · НПП</w:t>
@@ -1104,7 +1358,9 @@
       </w:tr>
       <w:tr>
         <w:tc>
-          <w:tcPr/>
+          <w:tcPr>
+            <w:tcW w:w="4680" w:type="dxa"/>
+          </w:tcPr>
           <w:p>
             <w:r>
               <w:t xml:space="preserve">Двойные (2+1) (4)</w:t>
@@ -1112,7 +1368,9 @@
           </w:p>
         </w:tc>
         <w:tc>
-          <w:tcPr/>
+          <w:tcPr>
+            <w:tcW w:w="4680" w:type="dxa"/>
+          </w:tcPr>
           <w:p>
             <w:r>
               <w:t xml:space="preserve">ЛЛ+Л · ПП+П · ВВ+В · НН+Н</w:t>
@@ -1122,7 +1380,9 @@
       </w:tr>
       <w:tr>
         <w:tc>
-          <w:tcPr/>
+          <w:tcPr>
+            <w:tcW w:w="4680" w:type="dxa"/>
+          </w:tcPr>
           <w:p>
             <w:r>
               <w:t xml:space="preserve">Обратные (2+1) (4)</w:t>
@@ -1130,7 +1390,9 @@
           </w:p>
         </w:tc>
         <w:tc>
-          <w:tcPr/>
+          <w:tcPr>
+            <w:tcW w:w="4680" w:type="dxa"/>
+          </w:tcPr>
           <w:p>
             <w:r>
               <w:t xml:space="preserve">ЛЛП · ППЛ · ВВН · ННВ</w:t>
@@ -1140,7 +1402,9 @@
       </w:tr>
       <w:tr>
         <w:tc>
-          <w:tcPr/>
+          <w:tcPr>
+            <w:tcW w:w="4680" w:type="dxa"/>
+          </w:tcPr>
           <w:p>
             <w:r>
               <w:t xml:space="preserve">Г-образные (2+1) (8)</w:t>
@@ -1148,7 +1412,9 @@
           </w:p>
         </w:tc>
         <w:tc>
-          <w:tcPr/>
+          <w:tcPr>
+            <w:tcW w:w="4680" w:type="dxa"/>
+          </w:tcPr>
           <w:p>
             <w:r>
               <w:t xml:space="preserve">ЛЛВ · ЛЛН · ППВ · ППН · ВВЛ · ВВП · ННЛ · ННП</w:t>
@@ -1213,6 +1479,7 @@
     </w:p>
     <w:tbl>
       <w:tblPr>
+        <w:tblW w:w="0" w:type="auto"/>
         <w:tblBorders>
           <w:top w:val="single" w:sz="4" w:space="0" w:color="808080"/>
           <w:left w:val="single" w:sz="4" w:space="0" w:color="808080"/>
@@ -1221,10 +1488,23 @@
           <w:insideH w:val="single" w:sz="4" w:space="0" w:color="808080"/>
           <w:insideV w:val="single" w:sz="4" w:space="0" w:color="808080"/>
         </w:tblBorders>
+        <w:tblLayout w:type="autofit"/>
       </w:tblPr>
-      <w:tr>
-        <w:tc>
-          <w:tcPr/>
+      <w:tblGrid>
+        <w:gridCol w:w="1170"/>
+        <w:gridCol w:w="1170"/>
+        <w:gridCol w:w="1170"/>
+        <w:gridCol w:w="1170"/>
+        <w:gridCol w:w="1170"/>
+        <w:gridCol w:w="1170"/>
+        <w:gridCol w:w="1170"/>
+        <w:gridCol w:w="1170"/>
+      </w:tblGrid>
+      <w:tr>
+        <w:tc>
+          <w:tcPr>
+            <w:tcW w:w="1170" w:type="dxa"/>
+          </w:tcPr>
           <w:p>
             <w:r>
               <w:t xml:space="preserve"/>
@@ -1232,7 +1512,9 @@
           </w:p>
         </w:tc>
         <w:tc>
-          <w:tcPr/>
+          <w:tcPr>
+            <w:tcW w:w="1170" w:type="dxa"/>
+          </w:tcPr>
           <w:p>
             <w:r>
               <w:t xml:space="preserve">Ст. 1</w:t>
@@ -1240,7 +1522,9 @@
           </w:p>
         </w:tc>
         <w:tc>
-          <w:tcPr/>
+          <w:tcPr>
+            <w:tcW w:w="1170" w:type="dxa"/>
+          </w:tcPr>
           <w:p>
             <w:r>
               <w:t xml:space="preserve">Ст. 2</w:t>
@@ -1248,7 +1532,9 @@
           </w:p>
         </w:tc>
         <w:tc>
-          <w:tcPr/>
+          <w:tcPr>
+            <w:tcW w:w="1170" w:type="dxa"/>
+          </w:tcPr>
           <w:p>
             <w:r>
               <w:t xml:space="preserve">Ст. 3</w:t>
@@ -1256,7 +1542,9 @@
           </w:p>
         </w:tc>
         <w:tc>
-          <w:tcPr/>
+          <w:tcPr>
+            <w:tcW w:w="1170" w:type="dxa"/>
+          </w:tcPr>
           <w:p>
             <w:r>
               <w:t xml:space="preserve">Ст. 4</w:t>
@@ -1264,7 +1552,9 @@
           </w:p>
         </w:tc>
         <w:tc>
-          <w:tcPr/>
+          <w:tcPr>
+            <w:tcW w:w="1170" w:type="dxa"/>
+          </w:tcPr>
           <w:p>
             <w:r>
               <w:t xml:space="preserve">Ст. 5</w:t>
@@ -1272,7 +1562,9 @@
           </w:p>
         </w:tc>
         <w:tc>
-          <w:tcPr/>
+          <w:tcPr>
+            <w:tcW w:w="1170" w:type="dxa"/>
+          </w:tcPr>
           <w:p>
             <w:r>
               <w:t xml:space="preserve">Ст. 6</w:t>
@@ -1280,7 +1572,9 @@
           </w:p>
         </w:tc>
         <w:tc>
-          <w:tcPr/>
+          <w:tcPr>
+            <w:tcW w:w="1170" w:type="dxa"/>
+          </w:tcPr>
           <w:p>
             <w:r>
               <w:t xml:space="preserve">Ст. 7</w:t>
@@ -1290,7 +1584,9 @@
       </w:tr>
       <w:tr>
         <w:tc>
-          <w:tcPr/>
+          <w:tcPr>
+            <w:tcW w:w="1170" w:type="dxa"/>
+          </w:tcPr>
           <w:p>
             <w:r>
               <w:t xml:space="preserve">Строка 1</w:t>
@@ -1298,7 +1594,9 @@
           </w:p>
         </w:tc>
         <w:tc>
-          <w:tcPr/>
+          <w:tcPr>
+            <w:tcW w:w="1170" w:type="dxa"/>
+          </w:tcPr>
           <w:p>
             <w:r>
               <w:t xml:space="preserve">16</w:t>
@@ -1306,7 +1604,9 @@
           </w:p>
         </w:tc>
         <w:tc>
-          <w:tcPr/>
+          <w:tcPr>
+            <w:tcW w:w="1170" w:type="dxa"/>
+          </w:tcPr>
           <w:p>
             <w:r>
               <w:t xml:space="preserve">20</w:t>
@@ -1314,7 +1614,9 @@
           </w:p>
         </w:tc>
         <w:tc>
-          <w:tcPr/>
+          <w:tcPr>
+            <w:tcW w:w="1170" w:type="dxa"/>
+          </w:tcPr>
           <w:p>
             <w:r>
               <w:t xml:space="preserve">23</w:t>
@@ -1322,7 +1624,9 @@
           </w:p>
         </w:tc>
         <w:tc>
-          <w:tcPr/>
+          <w:tcPr>
+            <w:tcW w:w="1170" w:type="dxa"/>
+          </w:tcPr>
           <w:p>
             <w:r>
               <w:t xml:space="preserve">26</w:t>
@@ -1330,7 +1634,9 @@
           </w:p>
         </w:tc>
         <w:tc>
-          <w:tcPr/>
+          <w:tcPr>
+            <w:tcW w:w="1170" w:type="dxa"/>
+          </w:tcPr>
           <w:p>
             <w:r>
               <w:t xml:space="preserve">23</w:t>
@@ -1338,7 +1644,9 @@
           </w:p>
         </w:tc>
         <w:tc>
-          <w:tcPr/>
+          <w:tcPr>
+            <w:tcW w:w="1170" w:type="dxa"/>
+          </w:tcPr>
           <w:p>
             <w:r>
               <w:t xml:space="preserve">20</w:t>
@@ -1346,7 +1654,9 @@
           </w:p>
         </w:tc>
         <w:tc>
-          <w:tcPr/>
+          <w:tcPr>
+            <w:tcW w:w="1170" w:type="dxa"/>
+          </w:tcPr>
           <w:p>
             <w:r>
               <w:t xml:space="preserve">16</w:t>
@@ -1356,7 +1666,9 @@
       </w:tr>
       <w:tr>
         <w:tc>
-          <w:tcPr/>
+          <w:tcPr>
+            <w:tcW w:w="1170" w:type="dxa"/>
+          </w:tcPr>
           <w:p>
             <w:r>
               <w:t xml:space="preserve">Строка 2</w:t>
@@ -1364,7 +1676,9 @@
           </w:p>
         </w:tc>
         <w:tc>
-          <w:tcPr/>
+          <w:tcPr>
+            <w:tcW w:w="1170" w:type="dxa"/>
+          </w:tcPr>
           <w:p>
             <w:r>
               <w:t xml:space="preserve">20</w:t>
@@ -1372,7 +1686,9 @@
           </w:p>
         </w:tc>
         <w:tc>
-          <w:tcPr/>
+          <w:tcPr>
+            <w:tcW w:w="1170" w:type="dxa"/>
+          </w:tcPr>
           <w:p>
             <w:r>
               <w:t xml:space="preserve">24</w:t>
@@ -1380,7 +1696,9 @@
           </w:p>
         </w:tc>
         <w:tc>
-          <w:tcPr/>
+          <w:tcPr>
+            <w:tcW w:w="1170" w:type="dxa"/>
+          </w:tcPr>
           <w:p>
             <w:r>
               <w:t xml:space="preserve">29</w:t>
@@ -1388,7 +1706,9 @@
           </w:p>
         </w:tc>
         <w:tc>
-          <w:tcPr/>
+          <w:tcPr>
+            <w:tcW w:w="1170" w:type="dxa"/>
+          </w:tcPr>
           <w:p>
             <w:r>
               <w:t xml:space="preserve">32</w:t>
@@ -1396,7 +1716,9 @@
           </w:p>
         </w:tc>
         <w:tc>
-          <w:tcPr/>
+          <w:tcPr>
+            <w:tcW w:w="1170" w:type="dxa"/>
+          </w:tcPr>
           <w:p>
             <w:r>
               <w:t xml:space="preserve">29</w:t>
@@ -1404,7 +1726,9 @@
           </w:p>
         </w:tc>
         <w:tc>
-          <w:tcPr/>
+          <w:tcPr>
+            <w:tcW w:w="1170" w:type="dxa"/>
+          </w:tcPr>
           <w:p>
             <w:r>
               <w:t xml:space="preserve">24</w:t>
@@ -1412,7 +1736,9 @@
           </w:p>
         </w:tc>
         <w:tc>
-          <w:tcPr/>
+          <w:tcPr>
+            <w:tcW w:w="1170" w:type="dxa"/>
+          </w:tcPr>
           <w:p>
             <w:r>
               <w:t xml:space="preserve">20</w:t>
@@ -1422,7 +1748,9 @@
       </w:tr>
       <w:tr>
         <w:tc>
-          <w:tcPr/>
+          <w:tcPr>
+            <w:tcW w:w="1170" w:type="dxa"/>
+          </w:tcPr>
           <w:p>
             <w:r>
               <w:t xml:space="preserve">Строка 3</w:t>
@@ -1430,7 +1758,9 @@
           </w:p>
         </w:tc>
         <w:tc>
-          <w:tcPr/>
+          <w:tcPr>
+            <w:tcW w:w="1170" w:type="dxa"/>
+          </w:tcPr>
           <w:p>
             <w:r>
               <w:t xml:space="preserve">23</w:t>
@@ -1438,7 +1768,9 @@
           </w:p>
         </w:tc>
         <w:tc>
-          <w:tcPr/>
+          <w:tcPr>
+            <w:tcW w:w="1170" w:type="dxa"/>
+          </w:tcPr>
           <w:p>
             <w:r>
               <w:t xml:space="preserve">29</w:t>
@@ -1446,7 +1778,9 @@
           </w:p>
         </w:tc>
         <w:tc>
-          <w:tcPr/>
+          <w:tcPr>
+            <w:tcW w:w="1170" w:type="dxa"/>
+          </w:tcPr>
           <w:p>
             <w:r>
               <w:t xml:space="preserve">34</w:t>
@@ -1454,7 +1788,9 @@
           </w:p>
         </w:tc>
         <w:tc>
-          <w:tcPr/>
+          <w:tcPr>
+            <w:tcW w:w="1170" w:type="dxa"/>
+          </w:tcPr>
           <w:p>
             <w:r>
               <w:t xml:space="preserve">37</w:t>
@@ -1462,7 +1798,9 @@
           </w:p>
         </w:tc>
         <w:tc>
-          <w:tcPr/>
+          <w:tcPr>
+            <w:tcW w:w="1170" w:type="dxa"/>
+          </w:tcPr>
           <w:p>
             <w:r>
               <w:t xml:space="preserve">34</w:t>
@@ -1470,7 +1808,9 @@
           </w:p>
         </w:tc>
         <w:tc>
-          <w:tcPr/>
+          <w:tcPr>
+            <w:tcW w:w="1170" w:type="dxa"/>
+          </w:tcPr>
           <w:p>
             <w:r>
               <w:t xml:space="preserve">29</w:t>
@@ -1478,7 +1818,9 @@
           </w:p>
         </w:tc>
         <w:tc>
-          <w:tcPr/>
+          <w:tcPr>
+            <w:tcW w:w="1170" w:type="dxa"/>
+          </w:tcPr>
           <w:p>
             <w:r>
               <w:t xml:space="preserve">23</w:t>
@@ -1488,7 +1830,9 @@
       </w:tr>
       <w:tr>
         <w:tc>
-          <w:tcPr/>
+          <w:tcPr>
+            <w:tcW w:w="1170" w:type="dxa"/>
+          </w:tcPr>
           <w:p>
             <w:r>
               <w:t xml:space="preserve">Строка 4</w:t>
@@ -1496,7 +1840,9 @@
           </w:p>
         </w:tc>
         <w:tc>
-          <w:tcPr/>
+          <w:tcPr>
+            <w:tcW w:w="1170" w:type="dxa"/>
+          </w:tcPr>
           <w:p>
             <w:r>
               <w:t xml:space="preserve">26</w:t>
@@ -1504,7 +1850,9 @@
           </w:p>
         </w:tc>
         <w:tc>
-          <w:tcPr/>
+          <w:tcPr>
+            <w:tcW w:w="1170" w:type="dxa"/>
+          </w:tcPr>
           <w:p>
             <w:r>
               <w:t xml:space="preserve">32</w:t>
@@ -1512,7 +1860,9 @@
           </w:p>
         </w:tc>
         <w:tc>
-          <w:tcPr/>
+          <w:tcPr>
+            <w:tcW w:w="1170" w:type="dxa"/>
+          </w:tcPr>
           <w:p>
             <w:r>
               <w:t xml:space="preserve">37</w:t>
@@ -1520,7 +1870,9 @@
           </w:p>
         </w:tc>
         <w:tc>
-          <w:tcPr/>
+          <w:tcPr>
+            <w:tcW w:w="1170" w:type="dxa"/>
+          </w:tcPr>
           <w:p>
             <w:r>
               <w:t xml:space="preserve">40</w:t>
@@ -1528,7 +1880,9 @@
           </w:p>
         </w:tc>
         <w:tc>
-          <w:tcPr/>
+          <w:tcPr>
+            <w:tcW w:w="1170" w:type="dxa"/>
+          </w:tcPr>
           <w:p>
             <w:r>
               <w:t xml:space="preserve">37</w:t>
@@ -1536,7 +1890,9 @@
           </w:p>
         </w:tc>
         <w:tc>
-          <w:tcPr/>
+          <w:tcPr>
+            <w:tcW w:w="1170" w:type="dxa"/>
+          </w:tcPr>
           <w:p>
             <w:r>
               <w:t xml:space="preserve">32</w:t>
@@ -1544,7 +1900,9 @@
           </w:p>
         </w:tc>
         <w:tc>
-          <w:tcPr/>
+          <w:tcPr>
+            <w:tcW w:w="1170" w:type="dxa"/>
+          </w:tcPr>
           <w:p>
             <w:r>
               <w:t xml:space="preserve">26</w:t>
@@ -1554,7 +1912,9 @@
       </w:tr>
       <w:tr>
         <w:tc>
-          <w:tcPr/>
+          <w:tcPr>
+            <w:tcW w:w="1170" w:type="dxa"/>
+          </w:tcPr>
           <w:p>
             <w:r>
               <w:t xml:space="preserve">Строка 5</w:t>
@@ -1562,7 +1922,9 @@
           </w:p>
         </w:tc>
         <w:tc>
-          <w:tcPr/>
+          <w:tcPr>
+            <w:tcW w:w="1170" w:type="dxa"/>
+          </w:tcPr>
           <w:p>
             <w:r>
               <w:t xml:space="preserve">23</w:t>
@@ -1570,7 +1932,9 @@
           </w:p>
         </w:tc>
         <w:tc>
-          <w:tcPr/>
+          <w:tcPr>
+            <w:tcW w:w="1170" w:type="dxa"/>
+          </w:tcPr>
           <w:p>
             <w:r>
               <w:t xml:space="preserve">29</w:t>
@@ -1578,7 +1942,9 @@
           </w:p>
         </w:tc>
         <w:tc>
-          <w:tcPr/>
+          <w:tcPr>
+            <w:tcW w:w="1170" w:type="dxa"/>
+          </w:tcPr>
           <w:p>
             <w:r>
               <w:t xml:space="preserve">34</w:t>
@@ -1586,7 +1952,9 @@
           </w:p>
         </w:tc>
         <w:tc>
-          <w:tcPr/>
+          <w:tcPr>
+            <w:tcW w:w="1170" w:type="dxa"/>
+          </w:tcPr>
           <w:p>
             <w:r>
               <w:t xml:space="preserve">37</w:t>
@@ -1594,7 +1962,9 @@
           </w:p>
         </w:tc>
         <w:tc>
-          <w:tcPr/>
+          <w:tcPr>
+            <w:tcW w:w="1170" w:type="dxa"/>
+          </w:tcPr>
           <w:p>
             <w:r>
               <w:t xml:space="preserve">34</w:t>
@@ -1602,7 +1972,9 @@
           </w:p>
         </w:tc>
         <w:tc>
-          <w:tcPr/>
+          <w:tcPr>
+            <w:tcW w:w="1170" w:type="dxa"/>
+          </w:tcPr>
           <w:p>
             <w:r>
               <w:t xml:space="preserve">29</w:t>
@@ -1610,7 +1982,9 @@
           </w:p>
         </w:tc>
         <w:tc>
-          <w:tcPr/>
+          <w:tcPr>
+            <w:tcW w:w="1170" w:type="dxa"/>
+          </w:tcPr>
           <w:p>
             <w:r>
               <w:t xml:space="preserve">23</w:t>
@@ -1620,7 +1994,9 @@
       </w:tr>
       <w:tr>
         <w:tc>
-          <w:tcPr/>
+          <w:tcPr>
+            <w:tcW w:w="1170" w:type="dxa"/>
+          </w:tcPr>
           <w:p>
             <w:r>
               <w:t xml:space="preserve">Строка 6</w:t>
@@ -1628,7 +2004,9 @@
           </w:p>
         </w:tc>
         <w:tc>
-          <w:tcPr/>
+          <w:tcPr>
+            <w:tcW w:w="1170" w:type="dxa"/>
+          </w:tcPr>
           <w:p>
             <w:r>
               <w:t xml:space="preserve">20</w:t>
@@ -1636,7 +2014,9 @@
           </w:p>
         </w:tc>
         <w:tc>
-          <w:tcPr/>
+          <w:tcPr>
+            <w:tcW w:w="1170" w:type="dxa"/>
+          </w:tcPr>
           <w:p>
             <w:r>
               <w:t xml:space="preserve">24</w:t>
@@ -1644,7 +2024,9 @@
           </w:p>
         </w:tc>
         <w:tc>
-          <w:tcPr/>
+          <w:tcPr>
+            <w:tcW w:w="1170" w:type="dxa"/>
+          </w:tcPr>
           <w:p>
             <w:r>
               <w:t xml:space="preserve">29</w:t>
@@ -1652,7 +2034,9 @@
           </w:p>
         </w:tc>
         <w:tc>
-          <w:tcPr/>
+          <w:tcPr>
+            <w:tcW w:w="1170" w:type="dxa"/>
+          </w:tcPr>
           <w:p>
             <w:r>
               <w:t xml:space="preserve">32</w:t>
@@ -1660,7 +2044,9 @@
           </w:p>
         </w:tc>
         <w:tc>
-          <w:tcPr/>
+          <w:tcPr>
+            <w:tcW w:w="1170" w:type="dxa"/>
+          </w:tcPr>
           <w:p>
             <w:r>
               <w:t xml:space="preserve">29</w:t>
@@ -1668,7 +2054,9 @@
           </w:p>
         </w:tc>
         <w:tc>
-          <w:tcPr/>
+          <w:tcPr>
+            <w:tcW w:w="1170" w:type="dxa"/>
+          </w:tcPr>
           <w:p>
             <w:r>
               <w:t xml:space="preserve">24</w:t>
@@ -1676,7 +2064,9 @@
           </w:p>
         </w:tc>
         <w:tc>
-          <w:tcPr/>
+          <w:tcPr>
+            <w:tcW w:w="1170" w:type="dxa"/>
+          </w:tcPr>
           <w:p>
             <w:r>
               <w:t xml:space="preserve">20</w:t>
@@ -1686,7 +2076,9 @@
       </w:tr>
       <w:tr>
         <w:tc>
-          <w:tcPr/>
+          <w:tcPr>
+            <w:tcW w:w="1170" w:type="dxa"/>
+          </w:tcPr>
           <w:p>
             <w:r>
               <w:t xml:space="preserve">Строка 7</w:t>
@@ -1694,7 +2086,9 @@
           </w:p>
         </w:tc>
         <w:tc>
-          <w:tcPr/>
+          <w:tcPr>
+            <w:tcW w:w="1170" w:type="dxa"/>
+          </w:tcPr>
           <w:p>
             <w:r>
               <w:t xml:space="preserve">16</w:t>
@@ -1702,7 +2096,9 @@
           </w:p>
         </w:tc>
         <w:tc>
-          <w:tcPr/>
+          <w:tcPr>
+            <w:tcW w:w="1170" w:type="dxa"/>
+          </w:tcPr>
           <w:p>
             <w:r>
               <w:t xml:space="preserve">20</w:t>
@@ -1710,7 +2106,9 @@
           </w:p>
         </w:tc>
         <w:tc>
-          <w:tcPr/>
+          <w:tcPr>
+            <w:tcW w:w="1170" w:type="dxa"/>
+          </w:tcPr>
           <w:p>
             <w:r>
               <w:t xml:space="preserve">23</w:t>
@@ -1718,7 +2116,9 @@
           </w:p>
         </w:tc>
         <w:tc>
-          <w:tcPr/>
+          <w:tcPr>
+            <w:tcW w:w="1170" w:type="dxa"/>
+          </w:tcPr>
           <w:p>
             <w:r>
               <w:t xml:space="preserve">26</w:t>
@@ -1726,7 +2126,9 @@
           </w:p>
         </w:tc>
         <w:tc>
-          <w:tcPr/>
+          <w:tcPr>
+            <w:tcW w:w="1170" w:type="dxa"/>
+          </w:tcPr>
           <w:p>
             <w:r>
               <w:t xml:space="preserve">23</w:t>
@@ -1734,7 +2136,9 @@
           </w:p>
         </w:tc>
         <w:tc>
-          <w:tcPr/>
+          <w:tcPr>
+            <w:tcW w:w="1170" w:type="dxa"/>
+          </w:tcPr>
           <w:p>
             <w:r>
               <w:t xml:space="preserve">20</w:t>
@@ -1742,7 +2146,9 @@
           </w:p>
         </w:tc>
         <w:tc>
-          <w:tcPr/>
+          <w:tcPr>
+            <w:tcW w:w="1170" w:type="dxa"/>
+          </w:tcPr>
           <w:p>
             <w:r>
               <w:t xml:space="preserve">16</w:t>
@@ -1754,7 +2160,7 @@
     <w:p/>
     <w:p>
       <w:r>
-        <w:t xml:space="preserve">Минимум — в углах (16 ходов, 24 тупиков), максимум — в центре поля (40 ходов, 0 тупиков).</w:t>
+        <w:t xml:space="preserve">Минимум — в углах (16 ходов, 24 тупика), максимум — в центре поля (40 ходов, 0 тупиков).</w:t>
       </w:r>
     </w:p>
     <w:p>
@@ -1802,6 +2208,7 @@
     </w:p>
     <w:tbl>
       <w:tblPr>
+        <w:tblW w:w="0" w:type="auto"/>
         <w:tblBorders>
           <w:top w:val="single" w:sz="4" w:space="0" w:color="808080"/>
           <w:left w:val="single" w:sz="4" w:space="0" w:color="808080"/>
@@ -1810,10 +2217,18 @@
           <w:insideH w:val="single" w:sz="4" w:space="0" w:color="808080"/>
           <w:insideV w:val="single" w:sz="4" w:space="0" w:color="808080"/>
         </w:tblBorders>
+        <w:tblLayout w:type="autofit"/>
       </w:tblPr>
-      <w:tr>
-        <w:tc>
-          <w:tcPr/>
+      <w:tblGrid>
+        <w:gridCol w:w="3120"/>
+        <w:gridCol w:w="3120"/>
+        <w:gridCol w:w="3120"/>
+      </w:tblGrid>
+      <w:tr>
+        <w:tc>
+          <w:tcPr>
+            <w:tcW w:w="3120" w:type="dxa"/>
+          </w:tcPr>
           <w:p>
             <w:r>
               <w:t xml:space="preserve">№</w:t>
@@ -1821,7 +2236,9 @@
           </w:p>
         </w:tc>
         <w:tc>
-          <w:tcPr/>
+          <w:tcPr>
+            <w:tcW w:w="3120" w:type="dxa"/>
+          </w:tcPr>
           <w:p>
             <w:r>
               <w:t xml:space="preserve">Расстановка</w:t>
@@ -1829,7 +2246,9 @@
           </w:p>
         </w:tc>
         <w:tc>
-          <w:tcPr/>
+          <w:tcPr>
+            <w:tcW w:w="3120" w:type="dxa"/>
+          </w:tcPr>
           <w:p>
             <w:r>
               <w:t xml:space="preserve">Ходы</w:t>
@@ -1839,7 +2258,9 @@
       </w:tr>
       <w:tr>
         <w:tc>
-          <w:tcPr/>
+          <w:tcPr>
+            <w:tcW w:w="3120" w:type="dxa"/>
+          </w:tcPr>
           <w:p>
             <w:r>
               <w:t xml:space="preserve">1</w:t>
@@ -1847,7 +2268,9 @@
           </w:p>
         </w:tc>
         <w:tc>
-          <w:tcPr/>
+          <w:tcPr>
+            <w:tcW w:w="3120" w:type="dxa"/>
+          </w:tcPr>
           <w:p>
             <w:r>
               <w:t xml:space="preserve">старт 32; преграды: 42, 52, 62</w:t>
@@ -1855,7 +2278,9 @@
           </w:p>
         </w:tc>
         <w:tc>
-          <w:tcPr/>
+          <w:tcPr>
+            <w:tcW w:w="3120" w:type="dxa"/>
+          </w:tcPr>
           <w:p>
             <w:r>
               <w:t xml:space="preserve">НН(Д) · ПВВ(С) · П+ПП(Д) · ЛПП(Д) · ППВ(С) · ПП(С) · ННН(Д) · ВПП(С) · ННЛ(С) · ЛЛ(Д) · ВВН(Д) · ПЛЛ(Д) · НЛЛ(Д) · Н+НН(С) · ННВ(С) · ВВЛ(Д) · ЛЛН(С) · НН+Н(С) · ЛЛВ(С) · ВВ(Д)</w:t>
@@ -1865,7 +2290,9 @@
       </w:tr>
       <w:tr>
         <w:tc>
-          <w:tcPr/>
+          <w:tcPr>
+            <w:tcW w:w="3120" w:type="dxa"/>
+          </w:tcPr>
           <w:p>
             <w:r>
               <w:t xml:space="preserve">2</w:t>
@@ -1873,7 +2300,9 @@
           </w:p>
         </w:tc>
         <w:tc>
-          <w:tcPr/>
+          <w:tcPr>
+            <w:tcW w:w="3120" w:type="dxa"/>
+          </w:tcPr>
           <w:p>
             <w:r>
               <w:t xml:space="preserve">старт 42; преграды: 37, 51, 61</w:t>
@@ -1881,7 +2310,9 @@
           </w:p>
         </w:tc>
         <w:tc>
-          <w:tcPr/>
+          <w:tcPr>
+            <w:tcW w:w="3120" w:type="dxa"/>
+          </w:tcPr>
           <w:p>
             <w:r>
               <w:t xml:space="preserve">ППВ(С) · ВВП(С) · ВЛЛ(Д) · ННЛ(Д) · ВВЛ(С) · ННВ(Д) · ЛНН(С) · ЛПП(Д) · ВВВ(Д) · ПП+П(С) · ЛВВ(С) · Л+ЛЛ(С) · НЛЛ(С) · ВНН(Д) · ППН(Д) · ВПП(Д) · В+ВВ(С) · НН(Д) · ВВ+В(С) · НН+Н(Д)</w:t>
@@ -1891,7 +2322,9 @@
       </w:tr>
       <w:tr>
         <w:tc>
-          <w:tcPr/>
+          <w:tcPr>
+            <w:tcW w:w="3120" w:type="dxa"/>
+          </w:tcPr>
           <w:p>
             <w:r>
               <w:t xml:space="preserve">3</w:t>
@@ -1899,7 +2332,9 @@
           </w:p>
         </w:tc>
         <w:tc>
-          <w:tcPr/>
+          <w:tcPr>
+            <w:tcW w:w="3120" w:type="dxa"/>
+          </w:tcPr>
           <w:p>
             <w:r>
               <w:t xml:space="preserve">старт 27; преграды: 11, 53, 63</w:t>
@@ -1907,7 +2342,9 @@
           </w:p>
         </w:tc>
         <w:tc>
-          <w:tcPr/>
+          <w:tcPr>
+            <w:tcW w:w="3120" w:type="dxa"/>
+          </w:tcPr>
           <w:p>
             <w:r>
               <w:t xml:space="preserve">В+ВВ(Д) · ВВ+В(Д) · НЛЛ(С) · ЛЛП(С) · ВВП(С) · ВЛЛ(С) · НН(Д) · ННВ(Д) · НПП(Д) · ПНН(Д) · ЛЛ+Л(Д) · ЛЛЛ(С) · ЛЛН(С) · Л+ЛЛ(С) · ННЛ(С) · НВВ(Д) · ННП(С) · Н+НН(С) · ВВН(Д) · ПЛЛ(Д)</w:t>
@@ -1917,7 +2354,9 @@
       </w:tr>
       <w:tr>
         <w:tc>
-          <w:tcPr/>
+          <w:tcPr>
+            <w:tcW w:w="3120" w:type="dxa"/>
+          </w:tcPr>
           <w:p>
             <w:r>
               <w:t xml:space="preserve">4</w:t>
@@ -1925,7 +2364,9 @@
           </w:p>
         </w:tc>
         <w:tc>
-          <w:tcPr/>
+          <w:tcPr>
+            <w:tcW w:w="3120" w:type="dxa"/>
+          </w:tcPr>
           <w:p>
             <w:r>
               <w:t xml:space="preserve">старт 27; преграды: 11, 21, 56</w:t>
@@ -1933,7 +2374,9 @@
           </w:p>
         </w:tc>
         <w:tc>
-          <w:tcPr/>
+          <w:tcPr>
+            <w:tcW w:w="3120" w:type="dxa"/>
+          </w:tcPr>
           <w:p>
             <w:r>
               <w:t xml:space="preserve">НПП(С) · ЛЛЛ(С) · ЛЛ(С) · ЛЛП(Д) · НН(С) · В+ВВ(Д) · Н+НН(Д) · ВВЛ(С) · ННП(С) · ПП(Д) · ЛНН(С) · ВНН(С) · НН+Н(С) · ВВН(Д) · НВВ(Д) · ВВ(Д) · ЛПП(Д) · ППВ(Д) · ВВ+В(С) · Л+ЛЛ(Д)</w:t>
@@ -1943,7 +2386,9 @@
       </w:tr>
       <w:tr>
         <w:tc>
-          <w:tcPr/>
+          <w:tcPr>
+            <w:tcW w:w="3120" w:type="dxa"/>
+          </w:tcPr>
           <w:p>
             <w:r>
               <w:t xml:space="preserve">5</w:t>
@@ -1951,7 +2396,9 @@
           </w:p>
         </w:tc>
         <w:tc>
-          <w:tcPr/>
+          <w:tcPr>
+            <w:tcW w:w="3120" w:type="dxa"/>
+          </w:tcPr>
           <w:p>
             <w:r>
               <w:t xml:space="preserve">старт 51; преграды: 13, 24, 32</w:t>
@@ -1959,7 +2406,9 @@
           </w:p>
         </w:tc>
         <w:tc>
-          <w:tcPr/>
+          <w:tcPr>
+            <w:tcW w:w="3120" w:type="dxa"/>
+          </w:tcPr>
           <w:p>
             <w:r>
               <w:t xml:space="preserve">ВПП(С) · ПЛЛ(Д) · ПВВ(С) · ППЛ(Д) · ППВ(С) · ППП(С) · НВВ(С) · ЛПП(Д) · НПП(С) · ЛЛ(Д) · НЛЛ(Д) · ЛЛВ(С) · ННП(Д) · ВВП(Д) · ВВ(С) · ЛЛ+Л(Д) · ВЛЛ(С) · ВВН(Д) · ННЛ(С) · ПП+П(Д)</w:t>
@@ -1969,7 +2418,9 @@
       </w:tr>
       <w:tr>
         <w:tc>
-          <w:tcPr/>
+          <w:tcPr>
+            <w:tcW w:w="3120" w:type="dxa"/>
+          </w:tcPr>
           <w:p>
             <w:r>
               <w:t xml:space="preserve">6</w:t>
@@ -1977,7 +2428,9 @@
           </w:p>
         </w:tc>
         <w:tc>
-          <w:tcPr/>
+          <w:tcPr>
+            <w:tcW w:w="3120" w:type="dxa"/>
+          </w:tcPr>
           <w:p>
             <w:r>
               <w:t xml:space="preserve">старт 34; преграды: 15, 53, 55</w:t>
@@ -1985,7 +2438,9 @@
           </w:p>
         </w:tc>
         <w:tc>
-          <w:tcPr/>
+          <w:tcPr>
+            <w:tcW w:w="3120" w:type="dxa"/>
+          </w:tcPr>
           <w:p>
             <w:r>
               <w:t xml:space="preserve">ППН(С) · ННВ(Д) · ННЛ(Д) · Н+НН(С) · ЛЛЛ(С) · ПЛЛ(Д) · НПП(С) · ЛЛ(С) · ППП(Д) · ВНН(С) · ВВ+В(Д) · ЛЛВ(Д) · ЛЛП(Д) · ВВВ(С) · В+ВВ(С) · ЛПП(Д) · ПНН(Д) · ПП(С) · ЛЛН(Д) · ННН(С)</w:t>
@@ -1995,7 +2450,9 @@
       </w:tr>
       <w:tr>
         <w:tc>
-          <w:tcPr/>
+          <w:tcPr>
+            <w:tcW w:w="3120" w:type="dxa"/>
+          </w:tcPr>
           <w:p>
             <w:r>
               <w:t xml:space="preserve">7</w:t>
@@ -2003,7 +2460,9 @@
           </w:p>
         </w:tc>
         <w:tc>
-          <w:tcPr/>
+          <w:tcPr>
+            <w:tcW w:w="3120" w:type="dxa"/>
+          </w:tcPr>
           <w:p>
             <w:r>
               <w:t xml:space="preserve">старт 66; преграды: 26, 34, 35</w:t>
@@ -2011,7 +2470,9 @@
           </w:p>
         </w:tc>
         <w:tc>
-          <w:tcPr/>
+          <w:tcPr>
+            <w:tcW w:w="3120" w:type="dxa"/>
+          </w:tcPr>
           <w:p>
             <w:r>
               <w:t xml:space="preserve">ЛЛВ(Д) · ЛПП(Д) · ПВВ(Д) · ННН(Д) · ППП(С) · Н+НН(С) · ПП(С) · ЛЛН(Д) · ВВЛ(С) · ВВН(Д) · ЛНН(С) · ПНН(С) · НН+Н(С) · ППН(Д) · ЛЛ+Л(Д) · ПЛЛ(Д) · ВВП(С) · НВВ(С) · ВЛЛ(С) · ВВВ(Д)</w:t>
@@ -2021,7 +2482,9 @@
       </w:tr>
       <w:tr>
         <w:tc>
-          <w:tcPr/>
+          <w:tcPr>
+            <w:tcW w:w="3120" w:type="dxa"/>
+          </w:tcPr>
           <w:p>
             <w:r>
               <w:t xml:space="preserve">8</w:t>
@@ -2029,7 +2492,9 @@
           </w:p>
         </w:tc>
         <w:tc>
-          <w:tcPr/>
+          <w:tcPr>
+            <w:tcW w:w="3120" w:type="dxa"/>
+          </w:tcPr>
           <w:p>
             <w:r>
               <w:t xml:space="preserve">старт 21; преграды: 11, 13, 76</w:t>
@@ -2037,7 +2502,9 @@
           </w:p>
         </w:tc>
         <w:tc>
-          <w:tcPr/>
+          <w:tcPr>
+            <w:tcW w:w="3120" w:type="dxa"/>
+          </w:tcPr>
           <w:p>
             <w:r>
               <w:t xml:space="preserve">ЛПП(Д) · ВВП(С) · ЛЛ+Л(С) · ППП(Д) · ППН(С) · ПП(С) · НПП(С) · ПНН(Д) · ЛВВ(Д) · ВПП(С) · ННП(Д) · ЛНН(Д) · ВВЛ(Д) · П+ПП(С) · ЛЛП(Д) · Л+ЛЛ(С) · ЛЛЛ(С) · ВВ+В(С) · ПП+П(Д) · ЛЛВ(Д)</w:t>
@@ -2047,7 +2514,9 @@
       </w:tr>
       <w:tr>
         <w:tc>
-          <w:tcPr/>
+          <w:tcPr>
+            <w:tcW w:w="3120" w:type="dxa"/>
+          </w:tcPr>
           <w:p>
             <w:r>
               <w:t xml:space="preserve">9</w:t>
@@ -2055,7 +2524,9 @@
           </w:p>
         </w:tc>
         <w:tc>
-          <w:tcPr/>
+          <w:tcPr>
+            <w:tcW w:w="3120" w:type="dxa"/>
+          </w:tcPr>
           <w:p>
             <w:r>
               <w:t xml:space="preserve">старт 51; преграды: 23, 33, 63</w:t>
@@ -2063,7 +2534,9 @@
           </w:p>
         </w:tc>
         <w:tc>
-          <w:tcPr/>
+          <w:tcPr>
+            <w:tcW w:w="3120" w:type="dxa"/>
+          </w:tcPr>
           <w:p>
             <w:r>
               <w:t xml:space="preserve">ВВП(С) · ВВ+В(С) · ПП+П(С) · ВВ(С) · ВНН(Д) · ПНН(Д) · ЛПП(Д) · НН+Н(Д) · П+ПП(С) · ППП(С) · ЛЛВ(Д) · ПП(Д) · ПВВ(С) · ЛЛ(Д) · ППЛ(Д) · ВПП(С) · ЛЛП(Д) · ЛЛН(Д) · ННН(С) · ННВ(С)</w:t>
@@ -2073,7 +2546,9 @@
       </w:tr>
       <w:tr>
         <w:tc>
-          <w:tcPr/>
+          <w:tcPr>
+            <w:tcW w:w="3120" w:type="dxa"/>
+          </w:tcPr>
           <w:p>
             <w:r>
               <w:t xml:space="preserve">10</w:t>
@@ -2081,7 +2556,9 @@
           </w:p>
         </w:tc>
         <w:tc>
-          <w:tcPr/>
+          <w:tcPr>
+            <w:tcW w:w="3120" w:type="dxa"/>
+          </w:tcPr>
           <w:p>
             <w:r>
               <w:t xml:space="preserve">старт 31; преграды: 12, 27, 72</w:t>
@@ -2089,7 +2566,9 @@
           </w:p>
         </w:tc>
         <w:tc>
-          <w:tcPr/>
+          <w:tcPr>
+            <w:tcW w:w="3120" w:type="dxa"/>
+          </w:tcPr>
           <w:p>
             <w:r>
               <w:t xml:space="preserve">ВВП(С) · ПВВ(С) · ВЛЛ(С) · ЛЛН(С) · ВВ(С) · ЛПП(Д) · П+ПП(Д) · ВПП(С) · ПНН(С) · НПП(С) · ННН(Д) · ННП(С) · ВВ+В(Д) · В+ВВ(С) · ЛЛ(Д) · НН(Д) · ННЛ(Д) · ВВВ(Д) · НЛЛ(Д) · ПП+П(Д)</w:t>

--- a/docs/levels/Уровень 6 (сетка 7×7).docx
+++ b/docs/levels/Уровень 6 (сетка 7×7).docx
@@ -2174,7 +2174,7 @@
     </w:p>
     <w:p>
       <w:r>
-        <w:t xml:space="preserve">Раунд = 20 ходов — случайная выборка 20 разных вариаций из пула (40 вариаций), каждая не больше одного раза за раунд. Старт — случайная расстановка.</w:t>
+        <w:t xml:space="preserve">Раунд = 24 хода — случайная выборка 24 разных вариаций из пула (40 вариаций), каждая не больше одного раза за раунд. Старт — случайная расстановка.</w:t>
       </w:r>
     </w:p>
     <w:p>
@@ -2184,12 +2184,12 @@
     </w:p>
     <w:p>
       <w:r>
-        <w:t xml:space="preserve">Баланс раунда: ровно 10 ДАЛЬШЕ / 10 СТОП (50/50).</w:t>
-      </w:r>
-    </w:p>
-    <w:p>
-      <w:r>
-        <w:t xml:space="preserve">Возможных вариантов раунда (порядок ходов × раскладки поля): ≈ 2,8·10³⁵ — повторяемость ≈ ноль.</w:t>
+        <w:t xml:space="preserve">Баланс раунда: ровно 12 ДАЛЬШЕ / 12 СТОП (50/50).</w:t>
+      </w:r>
+    </w:p>
+    <w:p>
+      <w:r>
+        <w:t xml:space="preserve">Возможных вариантов раунда (порядок ходов × раскладки поля): ≈ 3,3·10⁴⁰ — повторяемость ≈ ноль.</w:t>
       </w:r>
     </w:p>
     <w:p>
@@ -2198,7 +2198,7 @@
           <w:b/>
           <w:sz w:val="28"/>
         </w:rPr>
-        <w:t xml:space="preserve">8. Готовые раунды (10 сбалансированных, 10/10)</w:t>
+        <w:t xml:space="preserve">8. Готовые раунды (10 сбалансированных, 12/12)</w:t>
       </w:r>
     </w:p>
     <w:p>
@@ -2283,7 +2283,7 @@
           </w:tcPr>
           <w:p>
             <w:r>
-              <w:t xml:space="preserve">НН(Д) · ПВВ(С) · П+ПП(Д) · ЛПП(Д) · ППВ(С) · ПП(С) · ННН(Д) · ВПП(С) · ННЛ(С) · ЛЛ(Д) · ВВН(Д) · ПЛЛ(Д) · НЛЛ(Д) · Н+НН(С) · ННВ(С) · ВВЛ(Д) · ЛЛН(С) · НН+Н(С) · ЛЛВ(С) · ВВ(Д)</w:t>
+              <w:t xml:space="preserve">П+ПП(С) · ЛНН(Д) · ВВВ(Д) · НН(Д) · ПВВ(Д) · Л+ЛЛ(С) · ЛЛ(Д) · Н+НН(Д) · ЛЛЛ(С) · НВВ(Д) · ППЛ(Д) · ВВ+В(С) · ЛЛВ(С) · В+ВВ(С) · ЛЛП(Д) · ЛВВ(С) · ННН(Д) · НН+Н(С) · ВВ(Д) · НЛЛ(С) · ВВН(Д) · ЛЛ+Л(С) · ПЛЛ(С) · ННЛ(С)</w:t>
             </w:r>
           </w:p>
         </w:tc>
@@ -2305,17 +2305,17 @@
           </w:tcPr>
           <w:p>
             <w:r>
-              <w:t xml:space="preserve">старт 42; преграды: 37, 51, 61</w:t>
-            </w:r>
-          </w:p>
-        </w:tc>
-        <w:tc>
-          <w:tcPr>
-            <w:tcW w:w="3120" w:type="dxa"/>
-          </w:tcPr>
-          <w:p>
-            <w:r>
-              <w:t xml:space="preserve">ППВ(С) · ВВП(С) · ВЛЛ(Д) · ННЛ(Д) · ВВЛ(С) · ННВ(Д) · ЛНН(С) · ЛПП(Д) · ВВВ(Д) · ПП+П(С) · ЛВВ(С) · Л+ЛЛ(С) · НЛЛ(С) · ВНН(Д) · ППН(Д) · ВПП(Д) · В+ВВ(С) · НН(Д) · ВВ+В(С) · НН+Н(Д)</w:t>
+              <w:t xml:space="preserve">старт 76; преграды: 11, 37, 41</w:t>
+            </w:r>
+          </w:p>
+        </w:tc>
+        <w:tc>
+          <w:tcPr>
+            <w:tcW w:w="3120" w:type="dxa"/>
+          </w:tcPr>
+          <w:p>
+            <w:r>
+              <w:t xml:space="preserve">ВПП(С) · ВВП(С) · ЛЛН(Д) · ПВВ(Д) · ПП+П(С) · ННП(Д) · ВВВ(Д) · НПП(С) · П+ПП(С) · ПП(С) · ППЛ(С) · НВВ(Д) · Н+НН(Д) · ЛЛ+Л(Д) · ППН(Д) · ППП(С) · ЛЛЛ(С) · ЛЛП(Д) · ППВ(Д) · ННН(С) · ПНН(С) · НН+Н(С) · ВВН(Д) · ЛЛ(Д)</w:t>
             </w:r>
           </w:p>
         </w:tc>
@@ -2337,17 +2337,17 @@
           </w:tcPr>
           <w:p>
             <w:r>
-              <w:t xml:space="preserve">старт 27; преграды: 11, 53, 63</w:t>
-            </w:r>
-          </w:p>
-        </w:tc>
-        <w:tc>
-          <w:tcPr>
-            <w:tcW w:w="3120" w:type="dxa"/>
-          </w:tcPr>
-          <w:p>
-            <w:r>
-              <w:t xml:space="preserve">В+ВВ(Д) · ВВ+В(Д) · НЛЛ(С) · ЛЛП(С) · ВВП(С) · ВЛЛ(С) · НН(Д) · ННВ(Д) · НПП(Д) · ПНН(Д) · ЛЛ+Л(Д) · ЛЛЛ(С) · ЛЛН(С) · Л+ЛЛ(С) · ННЛ(С) · НВВ(Д) · ННП(С) · Н+НН(С) · ВВН(Д) · ПЛЛ(Д)</w:t>
+              <w:t xml:space="preserve">старт 54; преграды: 14, 32, 55</w:t>
+            </w:r>
+          </w:p>
+        </w:tc>
+        <w:tc>
+          <w:tcPr>
+            <w:tcW w:w="3120" w:type="dxa"/>
+          </w:tcPr>
+          <w:p>
+            <w:r>
+              <w:t xml:space="preserve">ННЛ(Д) · ННН(С) · Н+НН(С) · ПП(Д) · ЛЛП(Д) · ПНН(С) · ВВВ(Д) · ВВ+В(С) · ВВП(Д) · НВВ(С) · ППП(С) · ППВ(С) · ЛНН(Д) · ННП(Д) · ВВН(Д) · ЛВВ(Д) · ВВ(С) · В+ВВ(С) · П+ПП(С) · ВПП(Д) · ЛЛВ(С) · ВЛЛ(С) · ВНН(Д) · НН+Н(Д)</w:t>
             </w:r>
           </w:p>
         </w:tc>
@@ -2369,17 +2369,17 @@
           </w:tcPr>
           <w:p>
             <w:r>
-              <w:t xml:space="preserve">старт 27; преграды: 11, 21, 56</w:t>
-            </w:r>
-          </w:p>
-        </w:tc>
-        <w:tc>
-          <w:tcPr>
-            <w:tcW w:w="3120" w:type="dxa"/>
-          </w:tcPr>
-          <w:p>
-            <w:r>
-              <w:t xml:space="preserve">НПП(С) · ЛЛЛ(С) · ЛЛ(С) · ЛЛП(Д) · НН(С) · В+ВВ(Д) · Н+НН(Д) · ВВЛ(С) · ННП(С) · ПП(Д) · ЛНН(С) · ВНН(С) · НН+Н(С) · ВВН(Д) · НВВ(Д) · ВВ(Д) · ЛПП(Д) · ППВ(Д) · ВВ+В(С) · Л+ЛЛ(Д)</w:t>
+              <w:t xml:space="preserve">старт 13; преграды: 26, 33, 61</w:t>
+            </w:r>
+          </w:p>
+        </w:tc>
+        <w:tc>
+          <w:tcPr>
+            <w:tcW w:w="3120" w:type="dxa"/>
+          </w:tcPr>
+          <w:p>
+            <w:r>
+              <w:t xml:space="preserve">ВЛЛ(С) · ЛЛ(С) · ЛВВ(С) · ПП(С) · ПЛЛ(С) · НН(Д) · ВВ+В(Д) · ННН(Д) · ВВП(Д) · ВВЛ(Д) · ВВ(С) · ВПП(С) · ЛЛН(С) · ВВН(С) · ЛПП(Д) · НН+Н(Д) · НЛЛ(С) · ВНН(Д) · ВВВ(Д) · ЛЛ+Л(С) · Л+ЛЛ(С) · ППВ(Д) · ННВ(Д) · ЛЛВ(Д)</w:t>
             </w:r>
           </w:p>
         </w:tc>
@@ -2401,17 +2401,17 @@
           </w:tcPr>
           <w:p>
             <w:r>
-              <w:t xml:space="preserve">старт 51; преграды: 13, 24, 32</w:t>
-            </w:r>
-          </w:p>
-        </w:tc>
-        <w:tc>
-          <w:tcPr>
-            <w:tcW w:w="3120" w:type="dxa"/>
-          </w:tcPr>
-          <w:p>
-            <w:r>
-              <w:t xml:space="preserve">ВПП(С) · ПЛЛ(Д) · ПВВ(С) · ППЛ(Д) · ППВ(С) · ППП(С) · НВВ(С) · ЛПП(Д) · НПП(С) · ЛЛ(Д) · НЛЛ(Д) · ЛЛВ(С) · ННП(Д) · ВВП(Д) · ВВ(С) · ЛЛ+Л(Д) · ВЛЛ(С) · ВВН(Д) · ННЛ(С) · ПП+П(Д)</w:t>
+              <w:t xml:space="preserve">старт 75; преграды: 16, 25, 47</w:t>
+            </w:r>
+          </w:p>
+        </w:tc>
+        <w:tc>
+          <w:tcPr>
+            <w:tcW w:w="3120" w:type="dxa"/>
+          </w:tcPr>
+          <w:p>
+            <w:r>
+              <w:t xml:space="preserve">ЛНН(Д) · ПВВ(Д) · ЛЛП(Д) · НН+Н(С) · НЛЛ(Д) · НН(С) · НВВ(Д) · ПП+П(Д) · ППВ(С) · ВВП(С) · Н+НН(С) · ПНН(С) · П+ПП(С) · ВВ+В(Д) · ННВ(Д) · ПП(С) · ЛВВ(Д) · ВВ(С) · Л+ЛЛ(Д) · ЛЛЛ(С) · ВВН(С) · ЛЛ(Д) · ВНН(Д) · ЛЛН(С)</w:t>
             </w:r>
           </w:p>
         </w:tc>
@@ -2433,17 +2433,17 @@
           </w:tcPr>
           <w:p>
             <w:r>
-              <w:t xml:space="preserve">старт 34; преграды: 15, 53, 55</w:t>
-            </w:r>
-          </w:p>
-        </w:tc>
-        <w:tc>
-          <w:tcPr>
-            <w:tcW w:w="3120" w:type="dxa"/>
-          </w:tcPr>
-          <w:p>
-            <w:r>
-              <w:t xml:space="preserve">ППН(С) · ННВ(Д) · ННЛ(Д) · Н+НН(С) · ЛЛЛ(С) · ПЛЛ(Д) · НПП(С) · ЛЛ(С) · ППП(Д) · ВНН(С) · ВВ+В(Д) · ЛЛВ(Д) · ЛЛП(Д) · ВВВ(С) · В+ВВ(С) · ЛПП(Д) · ПНН(Д) · ПП(С) · ЛЛН(Д) · ННН(С)</w:t>
+              <w:t xml:space="preserve">старт 22; преграды: 31, 71, 77</w:t>
+            </w:r>
+          </w:p>
+        </w:tc>
+        <w:tc>
+          <w:tcPr>
+            <w:tcW w:w="3120" w:type="dxa"/>
+          </w:tcPr>
+          <w:p>
+            <w:r>
+              <w:t xml:space="preserve">В+ВВ(С) · ЛЛВ(С) · ВЛЛ(С) · ВВН(Д) · ВНН(Д) · Н+НН(Д) · ПЛЛ(Д) · ВВ(Д) · ППЛ(Д) · П+ПП(Д) · ВВП(Д) · ЛЛ+Л(С) · ЛЛЛ(С) · ЛВВ(С) · НЛЛ(Д) · ЛПП(Д) · ВВВ(С) · ННН(Д) · ПНН(Д) · ННВ(С) · НН+Н(С) · ППП(С) · ННП(С) · ЛНН(С)</w:t>
             </w:r>
           </w:p>
         </w:tc>
@@ -2465,17 +2465,17 @@
           </w:tcPr>
           <w:p>
             <w:r>
-              <w:t xml:space="preserve">старт 66; преграды: 26, 34, 35</w:t>
-            </w:r>
-          </w:p>
-        </w:tc>
-        <w:tc>
-          <w:tcPr>
-            <w:tcW w:w="3120" w:type="dxa"/>
-          </w:tcPr>
-          <w:p>
-            <w:r>
-              <w:t xml:space="preserve">ЛЛВ(Д) · ЛПП(Д) · ПВВ(Д) · ННН(Д) · ППП(С) · Н+НН(С) · ПП(С) · ЛЛН(Д) · ВВЛ(С) · ВВН(Д) · ЛНН(С) · ПНН(С) · НН+Н(С) · ППН(Д) · ЛЛ+Л(Д) · ПЛЛ(Д) · ВВП(С) · НВВ(С) · ВЛЛ(С) · ВВВ(Д)</w:t>
+              <w:t xml:space="preserve">старт 67; преграды: 23, 26, 76</w:t>
+            </w:r>
+          </w:p>
+        </w:tc>
+        <w:tc>
+          <w:tcPr>
+            <w:tcW w:w="3120" w:type="dxa"/>
+          </w:tcPr>
+          <w:p>
+            <w:r>
+              <w:t xml:space="preserve">ЛЛН(С) · ПП+П(С) · Н+НН(С) · ППП(С) · ЛЛЛ(Д) · ННЛ(С) · ВНН(С) · НВВ(Д) · ЛЛВ(Д) · ППН(Д) · В+ВВ(Д) · ПНН(Д) · ППВ(Д) · ВПП(С) · ЛВВ(Д) · ВЛЛ(Д) · ПЛЛ(Д) · Л+ЛЛ(С) · ВВ+В(С) · ПВВ(С) · ЛЛ+Л(С) · ЛПП(Д) · ППЛ(Д) · ВВЛ(С)</w:t>
             </w:r>
           </w:p>
         </w:tc>
@@ -2497,17 +2497,17 @@
           </w:tcPr>
           <w:p>
             <w:r>
-              <w:t xml:space="preserve">старт 21; преграды: 11, 13, 76</w:t>
-            </w:r>
-          </w:p>
-        </w:tc>
-        <w:tc>
-          <w:tcPr>
-            <w:tcW w:w="3120" w:type="dxa"/>
-          </w:tcPr>
-          <w:p>
-            <w:r>
-              <w:t xml:space="preserve">ЛПП(Д) · ВВП(С) · ЛЛ+Л(С) · ППП(Д) · ППН(С) · ПП(С) · НПП(С) · ПНН(Д) · ЛВВ(Д) · ВПП(С) · ННП(Д) · ЛНН(Д) · ВВЛ(Д) · П+ПП(С) · ЛЛП(Д) · Л+ЛЛ(С) · ЛЛЛ(С) · ВВ+В(С) · ПП+П(Д) · ЛЛВ(Д)</w:t>
+              <w:t xml:space="preserve">старт 37; преграды: 23, 45, 66</w:t>
+            </w:r>
+          </w:p>
+        </w:tc>
+        <w:tc>
+          <w:tcPr>
+            <w:tcW w:w="3120" w:type="dxa"/>
+          </w:tcPr>
+          <w:p>
+            <w:r>
+              <w:t xml:space="preserve">ВВ(Д) · ВВН(Д) · ННП(Д) · ЛЛ+Л(Д) · ВВП(Д) · ННЛ(Д) · ПНН(С) · ПП+П(Д) · НН+Н(С) · ННВ(Д) · ВПП(С) · ННН(С) · ЛЛ(Д) · ЛЛЛ(С) · Н+НН(С) · ВЛЛ(С) · Л+ЛЛ(С) · В+ВВ(Д) · НПП(С) · НЛЛ(С) · ВНН(Д) · ПЛЛ(Д) · П+ПП(С) · ППП(С)</w:t>
             </w:r>
           </w:p>
         </w:tc>
@@ -2529,17 +2529,17 @@
           </w:tcPr>
           <w:p>
             <w:r>
-              <w:t xml:space="preserve">старт 51; преграды: 23, 33, 63</w:t>
-            </w:r>
-          </w:p>
-        </w:tc>
-        <w:tc>
-          <w:tcPr>
-            <w:tcW w:w="3120" w:type="dxa"/>
-          </w:tcPr>
-          <w:p>
-            <w:r>
-              <w:t xml:space="preserve">ВВП(С) · ВВ+В(С) · ПП+П(С) · ВВ(С) · ВНН(Д) · ПНН(Д) · ЛПП(Д) · НН+Н(Д) · П+ПП(С) · ППП(С) · ЛЛВ(Д) · ПП(Д) · ПВВ(С) · ЛЛ(Д) · ППЛ(Д) · ВПП(С) · ЛЛП(Д) · ЛЛН(Д) · ННН(С) · ННВ(С)</w:t>
+              <w:t xml:space="preserve">старт 44; преграды: 34, 67, 76</w:t>
+            </w:r>
+          </w:p>
+        </w:tc>
+        <w:tc>
+          <w:tcPr>
+            <w:tcW w:w="3120" w:type="dxa"/>
+          </w:tcPr>
+          <w:p>
+            <w:r>
+              <w:t xml:space="preserve">ННЛ(Д) · ППЛ(Д) · ПВВ(Д) · ППП(С) · ППН(Д) · Н+НН(С) · ПП(С) · ННВ(С) · ЛЛП(Д) · ВВВ(Д) · П+ПП(С) · ПЛЛ(Д) · ЛЛВ(Д) · ППВ(С) · Л+ЛЛ(С) · ВВП(С) · ЛЛ+Л(С) · НН(Д) · В+ВВ(С) · ЛЛЛ(С) · ЛВВ(Д) · ЛЛ(С) · НН+Н(Д) · ВВ(Д)</w:t>
             </w:r>
           </w:p>
         </w:tc>
@@ -2561,17 +2561,17 @@
           </w:tcPr>
           <w:p>
             <w:r>
-              <w:t xml:space="preserve">старт 31; преграды: 12, 27, 72</w:t>
-            </w:r>
-          </w:p>
-        </w:tc>
-        <w:tc>
-          <w:tcPr>
-            <w:tcW w:w="3120" w:type="dxa"/>
-          </w:tcPr>
-          <w:p>
-            <w:r>
-              <w:t xml:space="preserve">ВВП(С) · ПВВ(С) · ВЛЛ(С) · ЛЛН(С) · ВВ(С) · ЛПП(Д) · П+ПП(Д) · ВПП(С) · ПНН(С) · НПП(С) · ННН(Д) · ННП(С) · ВВ+В(Д) · В+ВВ(С) · ЛЛ(Д) · НН(Д) · ННЛ(Д) · ВВВ(Д) · НЛЛ(Д) · ПП+П(Д)</w:t>
+              <w:t xml:space="preserve">старт 63; преграды: 53, 67, 74</w:t>
+            </w:r>
+          </w:p>
+        </w:tc>
+        <w:tc>
+          <w:tcPr>
+            <w:tcW w:w="3120" w:type="dxa"/>
+          </w:tcPr>
+          <w:p>
+            <w:r>
+              <w:t xml:space="preserve">ППВ(С) · НЛЛ(Д) · НПП(Д) · ВВЛ(С) · ПВВ(Д) · П+ПП(С) · ВВ(Д) · ЛЛЛ(Д) · ВПП(С) · ППП(Д) · ПЛЛ(Д) · ПП(С) · ВНН(Д) · Н+НН(Д) · ЛПП(Д) · НН+Н(С) · ВВП(С) · ПП+П(С) · ННН(С) · ВВ+В(Д) · ПНН(С) · ВВВ(С) · НВВ(Д) · ВВН(С)</w:t>
             </w:r>
           </w:p>
         </w:tc>
@@ -2580,7 +2580,7 @@
     <w:p/>
     <w:p>
       <w:r>
-        <w:t xml:space="preserve">Каждая вариация встречается не больше одного раза. Старт и преграды фиксированы для раунда. Баланс каждого раунда: 10 ДАЛЬШЕ / 10 СТОП.</w:t>
+        <w:t xml:space="preserve">Каждая вариация встречается не больше одного раза. Старт и преграды фиксированы для раунда. Баланс каждого раунда: 12 ДАЛЬШЕ / 12 СТОП.</w:t>
       </w:r>
     </w:p>
     <w:sectPr/>
